--- a/downloads/teacher/05 Materials/Unit 05/Slides/Slides 05.04 - Care Labels and Laundry and the Fibers and Care Quiz.docx
+++ b/downloads/teacher/05 Materials/Unit 05/Slides/Slides 05.04 - Care Labels and Laundry and the Fibers and Care Quiz.docx
@@ -19,808 +19,772 @@
       <w:r>
         <w:t xml:space="preserve">Slide outline for Lesson 5.4. Day 1 has twelve slides; Day 2 has eleven. The ruined wool sweater is the prop that opens Day 1 and it is worth two dollars at a thrift store.</w:t>
       </w:r>
+    </w:p>
+    <w:p>
+      <w:pPr>
+        <w:pStyle w:val="Heading1"/>
+      </w:pPr>
+      <w:bookmarkStart w:id="21" w:name="day-1"/>
+      <w:r>
+        <w:t xml:space="preserve">Day 1</w:t>
+      </w:r>
+      <w:bookmarkEnd w:id="21"/>
+    </w:p>
+    <w:p>
+      <w:pPr>
+        <w:pStyle w:val="Heading2"/>
+      </w:pPr>
+      <w:bookmarkStart w:id="22" w:name="slide-1-the-tag-nobody-reads"/>
+      <w:r>
+        <w:t xml:space="preserve">Slide 1: The tag nobody reads</w:t>
+      </w:r>
+      <w:bookmarkEnd w:id="22"/>
+    </w:p>
+    <w:p>
+      <w:pPr>
+        <w:numPr>
+          <w:ilvl w:val="0"/>
+          <w:numId w:val="1001"/>
+        </w:numPr>
+        <w:pStyle w:val="Compact"/>
+      </w:pPr>
+      <w:r>
+        <w:t xml:space="preserve">Lesson 5.4, Day 1</w:t>
+      </w:r>
+    </w:p>
+    <w:p>
+      <w:pPr>
+        <w:numPr>
+          <w:ilvl w:val="0"/>
+          <w:numId w:val="1001"/>
+        </w:numPr>
+        <w:pStyle w:val="Compact"/>
+      </w:pPr>
+      <w:r>
+        <w:t xml:space="preserve">Today: the five care symbol families, sorting a real basket, and what ruins clothes</w:t>
+      </w:r>
+    </w:p>
+    <w:p>
+      <w:pPr>
+        <w:numPr>
+          <w:ilvl w:val="0"/>
+          <w:numId w:val="1001"/>
+        </w:numPr>
+        <w:pStyle w:val="Compact"/>
+      </w:pPr>
+      <w:r>
+        <w:t xml:space="preserve">Tomorrow: the laundry sequence, a stain station, and the Fibers and Care Quiz</w:t>
+      </w:r>
       <w:r>
         <w:t xml:space="preserve"> </w:t>
       </w:r>
       <w:r>
-        <w:rPr>
-          <w:rStyle w:val="TeacherNote"/>
-        </w:rPr>
-        <w:t xml:space="preserve">[Sal: your prices on the cost slides.]</w:t>
-      </w:r>
-    </w:p>
-    <w:p>
-      <w:pPr>
-        <w:pStyle w:val="Heading1"/>
-      </w:pPr>
-      <w:bookmarkStart w:id="21" w:name="day-1"/>
-      <w:r>
-        <w:t xml:space="preserve">Day 1</w:t>
-      </w:r>
-      <w:bookmarkEnd w:id="21"/>
+        <w:t xml:space="preserve">Image: a close-up of a garment care label with five small symbols printed in a row.</w:t>
+      </w:r>
     </w:p>
     <w:p>
       <w:pPr>
         <w:pStyle w:val="Heading2"/>
       </w:pPr>
-      <w:bookmarkStart w:id="22" w:name="slide-1-the-tag-nobody-reads"/>
-      <w:r>
-        <w:t xml:space="preserve">Slide 1: The tag nobody reads</w:t>
-      </w:r>
-      <w:bookmarkEnd w:id="22"/>
-    </w:p>
-    <w:p>
-      <w:pPr>
-        <w:numPr>
-          <w:ilvl w:val="0"/>
-          <w:numId w:val="1001"/>
-        </w:numPr>
-        <w:pStyle w:val="Compact"/>
-      </w:pPr>
-      <w:r>
-        <w:t xml:space="preserve">Lesson 5.4, Day 1</w:t>
-      </w:r>
-    </w:p>
-    <w:p>
-      <w:pPr>
-        <w:numPr>
-          <w:ilvl w:val="0"/>
-          <w:numId w:val="1001"/>
-        </w:numPr>
-        <w:pStyle w:val="Compact"/>
-      </w:pPr>
-      <w:r>
-        <w:t xml:space="preserve">Today: the five care symbol families, sorting a real basket, and what ruins clothes</w:t>
-      </w:r>
-    </w:p>
-    <w:p>
-      <w:pPr>
-        <w:numPr>
-          <w:ilvl w:val="0"/>
-          <w:numId w:val="1001"/>
-        </w:numPr>
-        <w:pStyle w:val="Compact"/>
-      </w:pPr>
-      <w:r>
-        <w:t xml:space="preserve">Tomorrow: the laundry sequence, a stain station, and the Fibers and Care Quiz</w:t>
+      <w:bookmarkStart w:id="23" w:name="slide-2-do-now"/>
+      <w:r>
+        <w:t xml:space="preserve">Slide 2: Do now</w:t>
+      </w:r>
+      <w:bookmarkEnd w:id="23"/>
+    </w:p>
+    <w:p>
+      <w:pPr>
+        <w:numPr>
+          <w:ilvl w:val="0"/>
+          <w:numId w:val="1002"/>
+        </w:numPr>
+        <w:pStyle w:val="Compact"/>
+      </w:pPr>
+      <w:r>
+        <w:t xml:space="preserve">Write down one piece of clothing that got ruined in the wash</w:t>
+      </w:r>
+    </w:p>
+    <w:p>
+      <w:pPr>
+        <w:numPr>
+          <w:ilvl w:val="0"/>
+          <w:numId w:val="1002"/>
+        </w:numPr>
+        <w:pStyle w:val="Compact"/>
+      </w:pPr>
+      <w:r>
+        <w:t xml:space="preserve">Yours, or somebody’s in your house</w:t>
+      </w:r>
+    </w:p>
+    <w:p>
+      <w:pPr>
+        <w:numPr>
+          <w:ilvl w:val="0"/>
+          <w:numId w:val="1002"/>
+        </w:numPr>
+        <w:pStyle w:val="Compact"/>
+      </w:pPr>
+      <w:r>
+        <w:t xml:space="preserve">What happened to it? Do you know why?</w:t>
+      </w:r>
+    </w:p>
+    <w:p>
+      <w:pPr>
+        <w:numPr>
+          <w:ilvl w:val="0"/>
+          <w:numId w:val="1002"/>
+        </w:numPr>
+        <w:pStyle w:val="Compact"/>
+      </w:pPr>
+      <w:r>
+        <w:t xml:space="preserve">Three minutes</w:t>
       </w:r>
       <w:r>
         <w:t xml:space="preserve"> </w:t>
       </w:r>
       <w:r>
-        <w:t xml:space="preserve">Image: a close-up of a garment care label with five small symbols printed in a row.</w:t>
+        <w:t xml:space="preserve">Image: a laundry basket with a shrunken sweater sitting on top of it.</w:t>
       </w:r>
     </w:p>
     <w:p>
       <w:pPr>
         <w:pStyle w:val="Heading2"/>
       </w:pPr>
-      <w:bookmarkStart w:id="23" w:name="slide-2-do-now"/>
-      <w:r>
-        <w:t xml:space="preserve">Slide 2: Do now</w:t>
-      </w:r>
-      <w:bookmarkEnd w:id="23"/>
-    </w:p>
-    <w:p>
-      <w:pPr>
-        <w:numPr>
-          <w:ilvl w:val="0"/>
-          <w:numId w:val="1002"/>
-        </w:numPr>
-        <w:pStyle w:val="Compact"/>
-      </w:pPr>
-      <w:r>
-        <w:t xml:space="preserve">Write down one piece of clothing that got ruined in the wash</w:t>
-      </w:r>
-    </w:p>
-    <w:p>
-      <w:pPr>
-        <w:numPr>
-          <w:ilvl w:val="0"/>
-          <w:numId w:val="1002"/>
-        </w:numPr>
-        <w:pStyle w:val="Compact"/>
-      </w:pPr>
-      <w:r>
-        <w:t xml:space="preserve">Yours, or somebody’s in your house</w:t>
-      </w:r>
-    </w:p>
-    <w:p>
-      <w:pPr>
-        <w:numPr>
-          <w:ilvl w:val="0"/>
-          <w:numId w:val="1002"/>
-        </w:numPr>
-        <w:pStyle w:val="Compact"/>
-      </w:pPr>
-      <w:r>
-        <w:t xml:space="preserve">What happened to it? Do you know why?</w:t>
-      </w:r>
-    </w:p>
-    <w:p>
-      <w:pPr>
-        <w:numPr>
-          <w:ilvl w:val="0"/>
-          <w:numId w:val="1002"/>
-        </w:numPr>
-        <w:pStyle w:val="Compact"/>
-      </w:pPr>
-      <w:r>
-        <w:t xml:space="preserve">Three minutes</w:t>
+      <w:bookmarkStart w:id="24" w:name="slide-3-this-was-a-mens-large"/>
+      <w:r>
+        <w:t xml:space="preserve">Slide 3: This was a men’s large</w:t>
+      </w:r>
+      <w:bookmarkEnd w:id="24"/>
+    </w:p>
+    <w:p>
+      <w:pPr>
+        <w:numPr>
+          <w:ilvl w:val="0"/>
+          <w:numId w:val="1003"/>
+        </w:numPr>
+        <w:pStyle w:val="Compact"/>
+      </w:pPr>
+      <w:r>
+        <w:t xml:space="preserve">One wash</w:t>
+      </w:r>
+    </w:p>
+    <w:p>
+      <w:pPr>
+        <w:numPr>
+          <w:ilvl w:val="0"/>
+          <w:numId w:val="1003"/>
+        </w:numPr>
+        <w:pStyle w:val="Compact"/>
+      </w:pPr>
+      <w:r>
+        <w:t xml:space="preserve">Forty dollars</w:t>
+      </w:r>
+    </w:p>
+    <w:p>
+      <w:pPr>
+        <w:numPr>
+          <w:ilvl w:val="0"/>
+          <w:numId w:val="1003"/>
+        </w:numPr>
+        <w:pStyle w:val="Compact"/>
+      </w:pPr>
+      <w:r>
+        <w:t xml:space="preserve">There was a tag inside that said exactly how not to do this</w:t>
+      </w:r>
+    </w:p>
+    <w:p>
+      <w:pPr>
+        <w:numPr>
+          <w:ilvl w:val="0"/>
+          <w:numId w:val="1003"/>
+        </w:numPr>
+        <w:pStyle w:val="Compact"/>
+      </w:pPr>
+      <w:r>
+        <w:t xml:space="preserve">Nobody read it</w:t>
       </w:r>
       <w:r>
         <w:t xml:space="preserve"> </w:t>
       </w:r>
       <w:r>
-        <w:t xml:space="preserve">Image: a laundry basket with a shrunken sweater sitting on top of it.</w:t>
+        <w:t xml:space="preserve">Image: a felted, shrunken wool sweater held up next to a normal-size one.</w:t>
+      </w:r>
+      <w:r>
+        <w:t xml:space="preserve"> </w:t>
+      </w:r>
+      <w:r>
+        <w:t xml:space="preserve">Notes: Hold up the actual sweater. Then the hand vote: who does their own laundry, who has ruined something, who reads the tag first.</w:t>
       </w:r>
     </w:p>
     <w:p>
       <w:pPr>
         <w:pStyle w:val="Heading2"/>
       </w:pPr>
-      <w:bookmarkStart w:id="24" w:name="slide-3-this-was-a-mens-large"/>
-      <w:r>
-        <w:t xml:space="preserve">Slide 3: This was a men’s large</w:t>
-      </w:r>
-      <w:bookmarkEnd w:id="24"/>
-    </w:p>
-    <w:p>
-      <w:pPr>
-        <w:numPr>
-          <w:ilvl w:val="0"/>
-          <w:numId w:val="1003"/>
-        </w:numPr>
-        <w:pStyle w:val="Compact"/>
-      </w:pPr>
-      <w:r>
-        <w:t xml:space="preserve">One wash</w:t>
-      </w:r>
-    </w:p>
-    <w:p>
-      <w:pPr>
-        <w:numPr>
-          <w:ilvl w:val="0"/>
-          <w:numId w:val="1003"/>
-        </w:numPr>
-        <w:pStyle w:val="Compact"/>
-      </w:pPr>
-      <w:r>
-        <w:t xml:space="preserve">Forty dollars</w:t>
-      </w:r>
-    </w:p>
-    <w:p>
-      <w:pPr>
-        <w:numPr>
-          <w:ilvl w:val="0"/>
-          <w:numId w:val="1003"/>
-        </w:numPr>
-        <w:pStyle w:val="Compact"/>
-      </w:pPr>
-      <w:r>
-        <w:t xml:space="preserve">There was a tag inside that said exactly how not to do this</w:t>
-      </w:r>
-    </w:p>
-    <w:p>
-      <w:pPr>
-        <w:numPr>
-          <w:ilvl w:val="0"/>
-          <w:numId w:val="1003"/>
-        </w:numPr>
-        <w:pStyle w:val="Compact"/>
-      </w:pPr>
-      <w:r>
-        <w:t xml:space="preserve">Nobody read it</w:t>
+      <w:bookmarkStart w:id="25" w:name="slide-4-five-families-five-shapes"/>
+      <w:r>
+        <w:t xml:space="preserve">Slide 4: Five families, five shapes</w:t>
+      </w:r>
+      <w:bookmarkEnd w:id="25"/>
+    </w:p>
+    <w:p>
+      <w:pPr>
+        <w:numPr>
+          <w:ilvl w:val="0"/>
+          <w:numId w:val="1004"/>
+        </w:numPr>
+        <w:pStyle w:val="Compact"/>
+      </w:pPr>
+      <w:r>
+        <w:t xml:space="preserve">Washtub means washing</w:t>
+      </w:r>
+    </w:p>
+    <w:p>
+      <w:pPr>
+        <w:numPr>
+          <w:ilvl w:val="0"/>
+          <w:numId w:val="1004"/>
+        </w:numPr>
+        <w:pStyle w:val="Compact"/>
+      </w:pPr>
+      <w:r>
+        <w:t xml:space="preserve">Triangle means bleach</w:t>
+      </w:r>
+    </w:p>
+    <w:p>
+      <w:pPr>
+        <w:numPr>
+          <w:ilvl w:val="0"/>
+          <w:numId w:val="1004"/>
+        </w:numPr>
+        <w:pStyle w:val="Compact"/>
+      </w:pPr>
+      <w:r>
+        <w:t xml:space="preserve">Square means drying</w:t>
+      </w:r>
+    </w:p>
+    <w:p>
+      <w:pPr>
+        <w:numPr>
+          <w:ilvl w:val="0"/>
+          <w:numId w:val="1004"/>
+        </w:numPr>
+        <w:pStyle w:val="Compact"/>
+      </w:pPr>
+      <w:r>
+        <w:t xml:space="preserve">Iron shape means ironing</w:t>
+      </w:r>
+    </w:p>
+    <w:p>
+      <w:pPr>
+        <w:numPr>
+          <w:ilvl w:val="0"/>
+          <w:numId w:val="1004"/>
+        </w:numPr>
+        <w:pStyle w:val="Compact"/>
+      </w:pPr>
+      <w:r>
+        <w:t xml:space="preserve">Circle means professional care</w:t>
+      </w:r>
+    </w:p>
+    <w:p>
+      <w:pPr>
+        <w:numPr>
+          <w:ilvl w:val="0"/>
+          <w:numId w:val="1005"/>
+        </w:numPr>
+        <w:pStyle w:val="Compact"/>
+      </w:pPr>
+      <w:r>
+        <w:t xml:space="preserve">Say the shape out loud every time. You will meet these as shapes, not words.</w:t>
       </w:r>
       <w:r>
         <w:t xml:space="preserve"> </w:t>
       </w:r>
       <w:r>
-        <w:t xml:space="preserve">Image: a felted, shrunken wool sweater held up next to a normal-size one.</w:t>
+        <w:t xml:space="preserve">Image: the five basic symbol shapes in a row, large and clean, with their names under them.</w:t>
+      </w:r>
+    </w:p>
+    <w:p>
+      <w:pPr>
+        <w:pStyle w:val="Heading2"/>
+      </w:pPr>
+      <w:bookmarkStart w:id="26" w:name="slide-5-the-washtub"/>
+      <w:r>
+        <w:t xml:space="preserve">Slide 5: The washtub</w:t>
+      </w:r>
+      <w:bookmarkEnd w:id="26"/>
+    </w:p>
+    <w:p>
+      <w:pPr>
+        <w:numPr>
+          <w:ilvl w:val="0"/>
+          <w:numId w:val="1006"/>
+        </w:numPr>
+        <w:pStyle w:val="Compact"/>
+      </w:pPr>
+      <w:r>
+        <w:t xml:space="preserve">Dots inside: temperature. One dot cold, two warm, three hot.</w:t>
+      </w:r>
+    </w:p>
+    <w:p>
+      <w:pPr>
+        <w:numPr>
+          <w:ilvl w:val="0"/>
+          <w:numId w:val="1006"/>
+        </w:numPr>
+        <w:pStyle w:val="Compact"/>
+      </w:pPr>
+      <w:r>
+        <w:t xml:space="preserve">Bars underneath: be gentler. One bar permanent press, two bars delicate.</w:t>
+      </w:r>
+    </w:p>
+    <w:p>
+      <w:pPr>
+        <w:numPr>
+          <w:ilvl w:val="0"/>
+          <w:numId w:val="1006"/>
+        </w:numPr>
+        <w:pStyle w:val="Compact"/>
+      </w:pPr>
+      <w:r>
+        <w:t xml:space="preserve">A hand in the tub: hand wash only.</w:t>
+      </w:r>
+    </w:p>
+    <w:p>
+      <w:pPr>
+        <w:numPr>
+          <w:ilvl w:val="0"/>
+          <w:numId w:val="1006"/>
+        </w:numPr>
+        <w:pStyle w:val="Compact"/>
+      </w:pPr>
+      <w:r>
+        <w:t xml:space="preserve">An X over the tub: do not wash in water at all.</w:t>
       </w:r>
       <w:r>
         <w:t xml:space="preserve"> </w:t>
       </w:r>
       <w:r>
-        <w:t xml:space="preserve">Notes: Hold up the actual sweater. Then the hand vote: who does their own laundry, who has ruined something, who reads the tag first.</w:t>
+        <w:t xml:space="preserve">Image: four washtub symbols in a row showing dots, a bar, a hand, and an X.</w:t>
       </w:r>
     </w:p>
     <w:p>
       <w:pPr>
         <w:pStyle w:val="Heading2"/>
       </w:pPr>
-      <w:bookmarkStart w:id="25" w:name="slide-4-five-families-five-shapes"/>
-      <w:r>
-        <w:t xml:space="preserve">Slide 4: Five families, five shapes</w:t>
-      </w:r>
-      <w:bookmarkEnd w:id="25"/>
-    </w:p>
-    <w:p>
-      <w:pPr>
-        <w:numPr>
-          <w:ilvl w:val="0"/>
-          <w:numId w:val="1004"/>
-        </w:numPr>
-        <w:pStyle w:val="Compact"/>
-      </w:pPr>
-      <w:r>
-        <w:t xml:space="preserve">Washtub means washing</w:t>
-      </w:r>
-    </w:p>
-    <w:p>
-      <w:pPr>
-        <w:numPr>
-          <w:ilvl w:val="0"/>
-          <w:numId w:val="1004"/>
-        </w:numPr>
-        <w:pStyle w:val="Compact"/>
-      </w:pPr>
-      <w:r>
-        <w:t xml:space="preserve">Triangle means bleach</w:t>
-      </w:r>
-    </w:p>
-    <w:p>
-      <w:pPr>
-        <w:numPr>
-          <w:ilvl w:val="0"/>
-          <w:numId w:val="1004"/>
-        </w:numPr>
-        <w:pStyle w:val="Compact"/>
-      </w:pPr>
-      <w:r>
-        <w:t xml:space="preserve">Square means drying</w:t>
-      </w:r>
-    </w:p>
-    <w:p>
-      <w:pPr>
-        <w:numPr>
-          <w:ilvl w:val="0"/>
-          <w:numId w:val="1004"/>
-        </w:numPr>
-        <w:pStyle w:val="Compact"/>
-      </w:pPr>
-      <w:r>
-        <w:t xml:space="preserve">Iron shape means ironing</w:t>
-      </w:r>
-    </w:p>
-    <w:p>
-      <w:pPr>
-        <w:numPr>
-          <w:ilvl w:val="0"/>
-          <w:numId w:val="1004"/>
-        </w:numPr>
-        <w:pStyle w:val="Compact"/>
-      </w:pPr>
-      <w:r>
-        <w:t xml:space="preserve">Circle means professional care</w:t>
-      </w:r>
-    </w:p>
-    <w:p>
-      <w:pPr>
-        <w:numPr>
-          <w:ilvl w:val="0"/>
-          <w:numId w:val="1005"/>
-        </w:numPr>
-        <w:pStyle w:val="Compact"/>
-      </w:pPr>
-      <w:r>
-        <w:t xml:space="preserve">Say the shape out loud every time. You will meet these as shapes, not words.</w:t>
+      <w:bookmarkStart w:id="27" w:name="slide-6-the-triangle-and-the-square"/>
+      <w:r>
+        <w:t xml:space="preserve">Slide 6: The triangle and the square</w:t>
+      </w:r>
+      <w:bookmarkEnd w:id="27"/>
+    </w:p>
+    <w:p>
+      <w:pPr>
+        <w:numPr>
+          <w:ilvl w:val="0"/>
+          <w:numId w:val="1007"/>
+        </w:numPr>
+        <w:pStyle w:val="Compact"/>
+      </w:pPr>
+      <w:r>
+        <w:t xml:space="preserve">Triangle empty: any bleach is fine</w:t>
+      </w:r>
+    </w:p>
+    <w:p>
+      <w:pPr>
+        <w:numPr>
+          <w:ilvl w:val="0"/>
+          <w:numId w:val="1007"/>
+        </w:numPr>
+        <w:pStyle w:val="Compact"/>
+      </w:pPr>
+      <w:r>
+        <w:t xml:space="preserve">Triangle with diagonal lines: non-chlorine bleach only</w:t>
+      </w:r>
+    </w:p>
+    <w:p>
+      <w:pPr>
+        <w:numPr>
+          <w:ilvl w:val="0"/>
+          <w:numId w:val="1007"/>
+        </w:numPr>
+        <w:pStyle w:val="Compact"/>
+      </w:pPr>
+      <w:r>
+        <w:t xml:space="preserve">Triangle with an X: no bleach</w:t>
+      </w:r>
+    </w:p>
+    <w:p>
+      <w:pPr>
+        <w:numPr>
+          <w:ilvl w:val="0"/>
+          <w:numId w:val="1007"/>
+        </w:numPr>
+        <w:pStyle w:val="Compact"/>
+      </w:pPr>
+      <w:r>
+        <w:t xml:space="preserve">Square with a circle inside: tumble dry. Dots inside the circle are heat.</w:t>
+      </w:r>
+    </w:p>
+    <w:p>
+      <w:pPr>
+        <w:numPr>
+          <w:ilvl w:val="0"/>
+          <w:numId w:val="1007"/>
+        </w:numPr>
+        <w:pStyle w:val="Compact"/>
+      </w:pPr>
+      <w:r>
+        <w:t xml:space="preserve">Square with a line inside: line dry, hang it up</w:t>
+      </w:r>
+    </w:p>
+    <w:p>
+      <w:pPr>
+        <w:numPr>
+          <w:ilvl w:val="0"/>
+          <w:numId w:val="1007"/>
+        </w:numPr>
+        <w:pStyle w:val="Compact"/>
+      </w:pPr>
+      <w:r>
+        <w:t xml:space="preserve">Square with an X: do not tumble dry</w:t>
       </w:r>
       <w:r>
         <w:t xml:space="preserve"> </w:t>
       </w:r>
       <w:r>
-        <w:t xml:space="preserve">Image: the five basic symbol shapes in a row, large and clean, with their names under them.</w:t>
+        <w:t xml:space="preserve">Image: three triangle variations on the left and three square variations on the right.</w:t>
       </w:r>
     </w:p>
     <w:p>
       <w:pPr>
         <w:pStyle w:val="Heading2"/>
       </w:pPr>
-      <w:bookmarkStart w:id="26" w:name="slide-5-the-washtub"/>
-      <w:r>
-        <w:t xml:space="preserve">Slide 5: The washtub</w:t>
-      </w:r>
-      <w:bookmarkEnd w:id="26"/>
-    </w:p>
-    <w:p>
-      <w:pPr>
-        <w:numPr>
-          <w:ilvl w:val="0"/>
-          <w:numId w:val="1006"/>
-        </w:numPr>
-        <w:pStyle w:val="Compact"/>
-      </w:pPr>
-      <w:r>
-        <w:t xml:space="preserve">Dots inside: temperature. One dot cold, two warm, three hot.</w:t>
-      </w:r>
-    </w:p>
-    <w:p>
-      <w:pPr>
-        <w:numPr>
-          <w:ilvl w:val="0"/>
-          <w:numId w:val="1006"/>
-        </w:numPr>
-        <w:pStyle w:val="Compact"/>
-      </w:pPr>
-      <w:r>
-        <w:t xml:space="preserve">Bars underneath: be gentler. One bar permanent press, two bars delicate.</w:t>
-      </w:r>
-    </w:p>
-    <w:p>
-      <w:pPr>
-        <w:numPr>
-          <w:ilvl w:val="0"/>
-          <w:numId w:val="1006"/>
-        </w:numPr>
-        <w:pStyle w:val="Compact"/>
-      </w:pPr>
-      <w:r>
-        <w:t xml:space="preserve">A hand in the tub: hand wash only.</w:t>
-      </w:r>
-    </w:p>
-    <w:p>
-      <w:pPr>
-        <w:numPr>
-          <w:ilvl w:val="0"/>
-          <w:numId w:val="1006"/>
-        </w:numPr>
-        <w:pStyle w:val="Compact"/>
-      </w:pPr>
-      <w:r>
-        <w:t xml:space="preserve">An X over the tub: do not wash in water at all.</w:t>
+      <w:bookmarkStart w:id="28" w:name="slide-7-the-iron-and-the-circle"/>
+      <w:r>
+        <w:t xml:space="preserve">Slide 7: The iron and the circle</w:t>
+      </w:r>
+      <w:bookmarkEnd w:id="28"/>
+    </w:p>
+    <w:p>
+      <w:pPr>
+        <w:numPr>
+          <w:ilvl w:val="0"/>
+          <w:numId w:val="1008"/>
+        </w:numPr>
+        <w:pStyle w:val="Compact"/>
+      </w:pPr>
+      <w:r>
+        <w:t xml:space="preserve">Iron with dots: heat level, one dot low, three dots high</w:t>
+      </w:r>
+    </w:p>
+    <w:p>
+      <w:pPr>
+        <w:numPr>
+          <w:ilvl w:val="0"/>
+          <w:numId w:val="1008"/>
+        </w:numPr>
+        <w:pStyle w:val="Compact"/>
+      </w:pPr>
+      <w:r>
+        <w:t xml:space="preserve">Iron with an X: do not iron</w:t>
+      </w:r>
+    </w:p>
+    <w:p>
+      <w:pPr>
+        <w:numPr>
+          <w:ilvl w:val="0"/>
+          <w:numId w:val="1008"/>
+        </w:numPr>
+        <w:pStyle w:val="Compact"/>
+      </w:pPr>
+      <w:r>
+        <w:t xml:space="preserve">X through the steam lines: no steam</w:t>
+      </w:r>
+    </w:p>
+    <w:p>
+      <w:pPr>
+        <w:numPr>
+          <w:ilvl w:val="0"/>
+          <w:numId w:val="1008"/>
+        </w:numPr>
+        <w:pStyle w:val="Compact"/>
+      </w:pPr>
+      <w:r>
+        <w:t xml:space="preserve">Circle: professional care. A P or an F inside tells the cleaner which solvent.</w:t>
+      </w:r>
+    </w:p>
+    <w:p>
+      <w:pPr>
+        <w:numPr>
+          <w:ilvl w:val="0"/>
+          <w:numId w:val="1008"/>
+        </w:numPr>
+        <w:pStyle w:val="Compact"/>
+      </w:pPr>
+      <w:r>
+        <w:t xml:space="preserve">Circle with an X: do not dry clean</w:t>
       </w:r>
       <w:r>
         <w:t xml:space="preserve"> </w:t>
       </w:r>
       <w:r>
-        <w:t xml:space="preserve">Image: four washtub symbols in a row showing dots, a bar, a hand, and an X.</w:t>
+        <w:t xml:space="preserve">Image: three iron variations and three circle variations.</w:t>
       </w:r>
     </w:p>
     <w:p>
       <w:pPr>
         <w:pStyle w:val="Heading2"/>
       </w:pPr>
-      <w:bookmarkStart w:id="27" w:name="slide-6-the-triangle-and-the-square"/>
-      <w:r>
-        <w:t xml:space="preserve">Slide 6: The triangle and the square</w:t>
-      </w:r>
-      <w:bookmarkEnd w:id="27"/>
-    </w:p>
-    <w:p>
-      <w:pPr>
-        <w:numPr>
-          <w:ilvl w:val="0"/>
-          <w:numId w:val="1007"/>
-        </w:numPr>
-        <w:pStyle w:val="Compact"/>
-      </w:pPr>
-      <w:r>
-        <w:t xml:space="preserve">Triangle empty: any bleach is fine</w:t>
-      </w:r>
-    </w:p>
-    <w:p>
-      <w:pPr>
-        <w:numPr>
-          <w:ilvl w:val="0"/>
-          <w:numId w:val="1007"/>
-        </w:numPr>
-        <w:pStyle w:val="Compact"/>
-      </w:pPr>
-      <w:r>
-        <w:t xml:space="preserve">Triangle with diagonal lines: non-chlorine bleach only</w:t>
-      </w:r>
-    </w:p>
-    <w:p>
-      <w:pPr>
-        <w:numPr>
-          <w:ilvl w:val="0"/>
-          <w:numId w:val="1007"/>
-        </w:numPr>
-        <w:pStyle w:val="Compact"/>
-      </w:pPr>
-      <w:r>
-        <w:t xml:space="preserve">Triangle with an X: no bleach</w:t>
-      </w:r>
-    </w:p>
-    <w:p>
-      <w:pPr>
-        <w:numPr>
-          <w:ilvl w:val="0"/>
-          <w:numId w:val="1007"/>
-        </w:numPr>
-        <w:pStyle w:val="Compact"/>
-      </w:pPr>
-      <w:r>
-        <w:t xml:space="preserve">Square with a circle inside: tumble dry. Dots inside the circle are heat.</w:t>
-      </w:r>
-    </w:p>
-    <w:p>
-      <w:pPr>
-        <w:numPr>
-          <w:ilvl w:val="0"/>
-          <w:numId w:val="1007"/>
-        </w:numPr>
-        <w:pStyle w:val="Compact"/>
-      </w:pPr>
-      <w:r>
-        <w:t xml:space="preserve">Square with a line inside: line dry, hang it up</w:t>
-      </w:r>
-    </w:p>
-    <w:p>
-      <w:pPr>
-        <w:numPr>
-          <w:ilvl w:val="0"/>
-          <w:numId w:val="1007"/>
-        </w:numPr>
-        <w:pStyle w:val="Compact"/>
-      </w:pPr>
-      <w:r>
-        <w:t xml:space="preserve">Square with an X: do not tumble dry</w:t>
+      <w:bookmarkStart w:id="29" w:name="slide-8-why-is-the-tag-even-there"/>
+      <w:r>
+        <w:t xml:space="preserve">Slide 8: Why is the tag even there?</w:t>
+      </w:r>
+      <w:bookmarkEnd w:id="29"/>
+    </w:p>
+    <w:p>
+      <w:pPr>
+        <w:numPr>
+          <w:ilvl w:val="0"/>
+          <w:numId w:val="1009"/>
+        </w:numPr>
+      </w:pPr>
+      <w:r>
+        <w:t xml:space="preserve">In the United States a permanent care label is required in most garments</w:t>
+      </w:r>
+    </w:p>
+    <w:p>
+      <w:pPr>
+        <w:numPr>
+          <w:ilvl w:val="0"/>
+          <w:numId w:val="1009"/>
+        </w:numPr>
+      </w:pPr>
+      <w:r>
+        <w:t xml:space="preserve">That is a federal rule, the Care Labeling Rule</w:t>
+      </w:r>
+    </w:p>
+    <w:p>
+      <w:pPr>
+        <w:numPr>
+          <w:ilvl w:val="0"/>
+          <w:numId w:val="1009"/>
+        </w:numPr>
+      </w:pPr>
+      <w:r>
+        <w:t xml:space="preserve">The manufacturer has to tell you how to clean what they sold you</w:t>
+      </w:r>
+    </w:p>
+    <w:p>
+      <w:pPr>
+        <w:numPr>
+          <w:ilvl w:val="0"/>
+          <w:numId w:val="1009"/>
+        </w:numPr>
+      </w:pPr>
+      <w:r>
+        <w:t xml:space="preserve">That is a consumer protection, not a suggestion</w:t>
       </w:r>
       <w:r>
         <w:t xml:space="preserve"> </w:t>
       </w:r>
       <w:r>
-        <w:t xml:space="preserve">Image: three triangle variations on the left and three square variations on the right.</w:t>
+        <w:t xml:space="preserve">Image: a care label sewn into a side seam, with a small government-seal icon beside it.</w:t>
+      </w:r>
+      <w:r>
+        <w:t xml:space="preserve"> </w:t>
+      </w:r>
+      <w:r>
+        <w:t xml:space="preserve">## Slide 9: Sort the basket</w:t>
+      </w:r>
+    </w:p>
+    <w:p>
+      <w:pPr>
+        <w:numPr>
+          <w:ilvl w:val="0"/>
+          <w:numId w:val="1009"/>
+        </w:numPr>
+      </w:pPr>
+      <w:r>
+        <w:t xml:space="preserve">Three signs at your station: hot or warm wash, cold wash, hand wash or professional care</w:t>
+      </w:r>
+    </w:p>
+    <w:p>
+      <w:pPr>
+        <w:numPr>
+          <w:ilvl w:val="0"/>
+          <w:numId w:val="1009"/>
+        </w:numPr>
+      </w:pPr>
+      <w:r>
+        <w:t xml:space="preserve">Read every tag. Put each garment under the right sign.</w:t>
+      </w:r>
+    </w:p>
+    <w:p>
+      <w:pPr>
+        <w:numPr>
+          <w:ilvl w:val="0"/>
+          <w:numId w:val="1009"/>
+        </w:numPr>
+      </w:pPr>
+      <w:r>
+        <w:t xml:space="preserve">Write the garment and the symbol that decided it</w:t>
+      </w:r>
+    </w:p>
+    <w:p>
+      <w:pPr>
+        <w:numPr>
+          <w:ilvl w:val="0"/>
+          <w:numId w:val="1009"/>
+        </w:numPr>
+      </w:pPr>
+      <w:r>
+        <w:t xml:space="preserve">Then a second pass: in the cold pile, split whites from colors</w:t>
+      </w:r>
+      <w:r>
+        <w:t xml:space="preserve"> </w:t>
+      </w:r>
+      <w:r>
+        <w:t xml:space="preserve">Image: three printed signs on a table with garments piled under each one.</w:t>
+      </w:r>
+      <w:r>
+        <w:t xml:space="preserve"> </w:t>
+      </w:r>
+      <w:r>
+        <w:t xml:space="preserve">Notes: Circulate and ask</w:t>
+      </w:r>
+      <w:r>
+        <w:t xml:space="preserve"> </w:t>
+      </w:r>
+      <w:r>
+        <w:t xml:space="preserve">“</w:t>
+      </w:r>
+      <w:r>
+        <w:t xml:space="preserve">show me the symbol that told you that.</w:t>
+      </w:r>
+      <w:r>
+        <w:t xml:space="preserve">”</w:t>
+      </w:r>
+      <w:r>
+        <w:t xml:space="preserve"> </w:t>
+      </w:r>
+      <w:r>
+        <w:t xml:space="preserve">Not the guess, the symbol.</w:t>
       </w:r>
     </w:p>
     <w:p>
       <w:pPr>
         <w:pStyle w:val="Heading2"/>
       </w:pPr>
-      <w:bookmarkStart w:id="28" w:name="slide-7-the-iron-and-the-circle"/>
-      <w:r>
-        <w:t xml:space="preserve">Slide 7: The iron and the circle</w:t>
-      </w:r>
-      <w:bookmarkEnd w:id="28"/>
-    </w:p>
-    <w:p>
-      <w:pPr>
-        <w:numPr>
-          <w:ilvl w:val="0"/>
-          <w:numId w:val="1008"/>
-        </w:numPr>
-        <w:pStyle w:val="Compact"/>
-      </w:pPr>
-      <w:r>
-        <w:t xml:space="preserve">Iron with dots: heat level, one dot low, three dots high</w:t>
-      </w:r>
-    </w:p>
-    <w:p>
-      <w:pPr>
-        <w:numPr>
-          <w:ilvl w:val="0"/>
-          <w:numId w:val="1008"/>
-        </w:numPr>
-        <w:pStyle w:val="Compact"/>
-      </w:pPr>
-      <w:r>
-        <w:t xml:space="preserve">Iron with an X: do not iron</w:t>
-      </w:r>
-    </w:p>
-    <w:p>
-      <w:pPr>
-        <w:numPr>
-          <w:ilvl w:val="0"/>
-          <w:numId w:val="1008"/>
-        </w:numPr>
-        <w:pStyle w:val="Compact"/>
-      </w:pPr>
-      <w:r>
-        <w:t xml:space="preserve">X through the steam lines: no steam</w:t>
-      </w:r>
-    </w:p>
-    <w:p>
-      <w:pPr>
-        <w:numPr>
-          <w:ilvl w:val="0"/>
-          <w:numId w:val="1008"/>
-        </w:numPr>
-        <w:pStyle w:val="Compact"/>
-      </w:pPr>
-      <w:r>
-        <w:t xml:space="preserve">Circle: professional care. A P or an F inside tells the cleaner which solvent.</w:t>
-      </w:r>
-    </w:p>
-    <w:p>
-      <w:pPr>
-        <w:numPr>
-          <w:ilvl w:val="0"/>
-          <w:numId w:val="1008"/>
-        </w:numPr>
-        <w:pStyle w:val="Compact"/>
-      </w:pPr>
-      <w:r>
-        <w:t xml:space="preserve">Circle with an X: do not dry clean</w:t>
+      <w:bookmarkStart w:id="30" w:name="slide-10-what-ruins-clothes-part-1"/>
+      <w:r>
+        <w:t xml:space="preserve">Slide 10: What ruins clothes, part 1</w:t>
+      </w:r>
+      <w:bookmarkEnd w:id="30"/>
+    </w:p>
+    <w:p>
+      <w:pPr>
+        <w:numPr>
+          <w:ilvl w:val="0"/>
+          <w:numId w:val="1010"/>
+        </w:numPr>
+        <w:pStyle w:val="Compact"/>
+      </w:pPr>
+      <w:r>
+        <w:t xml:space="preserve">Hot water and a hot dryer on wool: the scales on the fiber lock together, the sweater felts and shrinks, and it never comes back</w:t>
+      </w:r>
+    </w:p>
+    <w:p>
+      <w:pPr>
+        <w:numPr>
+          <w:ilvl w:val="0"/>
+          <w:numId w:val="1010"/>
+        </w:numPr>
+        <w:pStyle w:val="Compact"/>
+      </w:pPr>
+      <w:r>
+        <w:t xml:space="preserve">A hot dryer on spandex: heat breaks the stretch fiber, the knees go baggy and stay baggy</w:t>
+      </w:r>
+    </w:p>
+    <w:p>
+      <w:pPr>
+        <w:numPr>
+          <w:ilvl w:val="0"/>
+          <w:numId w:val="1010"/>
+        </w:numPr>
+        <w:pStyle w:val="Compact"/>
+      </w:pPr>
+      <w:r>
+        <w:t xml:space="preserve">Which symbol would have stopped each one?</w:t>
       </w:r>
       <w:r>
         <w:t xml:space="preserve"> </w:t>
       </w:r>
       <w:r>
-        <w:t xml:space="preserve">Image: three iron variations and three circle variations.</w:t>
+        <w:t xml:space="preserve">Image: the shrunken sweater next to a pair of baggy-kneed leggings.</w:t>
       </w:r>
     </w:p>
     <w:p>
       <w:pPr>
         <w:pStyle w:val="Heading2"/>
       </w:pPr>
-      <w:bookmarkStart w:id="29" w:name="slide-8-why-is-the-tag-even-there"/>
-      <w:r>
-        <w:t xml:space="preserve">Slide 8: Why is the tag even there?</w:t>
-      </w:r>
-      <w:bookmarkEnd w:id="29"/>
-    </w:p>
-    <w:p>
-      <w:pPr>
-        <w:numPr>
-          <w:ilvl w:val="0"/>
-          <w:numId w:val="1009"/>
-        </w:numPr>
-        <w:pStyle w:val="Compact"/>
-      </w:pPr>
-      <w:r>
-        <w:t xml:space="preserve">In the United States a permanent care label is required in most garments</w:t>
-      </w:r>
-    </w:p>
-    <w:p>
-      <w:pPr>
-        <w:numPr>
-          <w:ilvl w:val="0"/>
-          <w:numId w:val="1009"/>
-        </w:numPr>
-        <w:pStyle w:val="Compact"/>
-      </w:pPr>
-      <w:r>
-        <w:t xml:space="preserve">That is a federal rule, the Care Labeling Rule</w:t>
-      </w:r>
-    </w:p>
-    <w:p>
-      <w:pPr>
-        <w:numPr>
-          <w:ilvl w:val="0"/>
-          <w:numId w:val="1009"/>
-        </w:numPr>
-        <w:pStyle w:val="Compact"/>
-      </w:pPr>
-      <w:r>
-        <w:t xml:space="preserve">The manufacturer has to tell you how to clean what they sold you</w:t>
-      </w:r>
-    </w:p>
-    <w:p>
-      <w:pPr>
-        <w:numPr>
-          <w:ilvl w:val="0"/>
-          <w:numId w:val="1009"/>
-        </w:numPr>
-        <w:pStyle w:val="Compact"/>
-      </w:pPr>
-      <w:r>
-        <w:t xml:space="preserve">That is a consumer protection, not a suggestion</w:t>
+      <w:bookmarkStart w:id="31" w:name="slide-11-what-ruins-clothes-part-2"/>
+      <w:r>
+        <w:t xml:space="preserve">Slide 11: What ruins clothes, part 2</w:t>
+      </w:r>
+      <w:bookmarkEnd w:id="31"/>
+    </w:p>
+    <w:p>
+      <w:pPr>
+        <w:numPr>
+          <w:ilvl w:val="0"/>
+          <w:numId w:val="1011"/>
+        </w:numPr>
+        <w:pStyle w:val="Compact"/>
+      </w:pPr>
+      <w:r>
+        <w:t xml:space="preserve">Chlorine bleach on a color: it strips the dye in patches, and there is no undo</w:t>
+      </w:r>
+    </w:p>
+    <w:p>
+      <w:pPr>
+        <w:numPr>
+          <w:ilvl w:val="0"/>
+          <w:numId w:val="1011"/>
+        </w:numPr>
+        <w:pStyle w:val="Compact"/>
+      </w:pPr>
+      <w:r>
+        <w:t xml:space="preserve">A hot iron on polyester: it melts, and the shine or the hole is permanent</w:t>
+      </w:r>
+    </w:p>
+    <w:p>
+      <w:pPr>
+        <w:numPr>
+          <w:ilvl w:val="0"/>
+          <w:numId w:val="1011"/>
+        </w:numPr>
+        <w:pStyle w:val="Compact"/>
+      </w:pPr>
+      <w:r>
+        <w:t xml:space="preserve">Every one of these is a fiber doing what the fiber does. Nobody was careless. They just did not read four seconds of tag.</w:t>
       </w:r>
       <w:r>
         <w:t xml:space="preserve"> </w:t>
       </w:r>
       <w:r>
-        <w:t xml:space="preserve">Image: a care label sewn into a side seam, with a small government-seal icon beside it.</w:t>
-      </w:r>
-      <w:r>
-        <w:t xml:space="preserve"> </w:t>
-      </w:r>
-      <w:r>
-        <w:t xml:space="preserve">Notes:</w:t>
-      </w:r>
-      <w:r>
-        <w:t xml:space="preserve"> </w:t>
-      </w:r>
-      <w:r>
-        <w:rPr>
-          <w:rStyle w:val="TeacherNote"/>
-        </w:rPr>
-        <w:t xml:space="preserve">[Sal: confirm the current FTC page before the site goes public.]</w:t>
+        <w:t xml:space="preserve">Image: a colored shirt with pale bleach patches and a polyester shirt with a shiny scorch mark.</w:t>
       </w:r>
     </w:p>
     <w:p>
       <w:pPr>
         <w:pStyle w:val="Heading2"/>
       </w:pPr>
-      <w:bookmarkStart w:id="30" w:name="slide-9-sort-the-basket"/>
-      <w:r>
-        <w:t xml:space="preserve">Slide 9: Sort the basket</w:t>
-      </w:r>
-      <w:bookmarkEnd w:id="30"/>
-    </w:p>
-    <w:p>
-      <w:pPr>
-        <w:numPr>
-          <w:ilvl w:val="0"/>
-          <w:numId w:val="1010"/>
-        </w:numPr>
-        <w:pStyle w:val="Compact"/>
-      </w:pPr>
-      <w:r>
-        <w:t xml:space="preserve">Three signs at your station: hot or warm wash, cold wash, hand wash or professional care</w:t>
-      </w:r>
-    </w:p>
-    <w:p>
-      <w:pPr>
-        <w:numPr>
-          <w:ilvl w:val="0"/>
-          <w:numId w:val="1010"/>
-        </w:numPr>
-        <w:pStyle w:val="Compact"/>
-      </w:pPr>
-      <w:r>
-        <w:t xml:space="preserve">Read every tag. Put each garment under the right sign.</w:t>
-      </w:r>
-    </w:p>
-    <w:p>
-      <w:pPr>
-        <w:numPr>
-          <w:ilvl w:val="0"/>
-          <w:numId w:val="1010"/>
-        </w:numPr>
-        <w:pStyle w:val="Compact"/>
-      </w:pPr>
-      <w:r>
-        <w:t xml:space="preserve">Write the garment and the symbol that decided it</w:t>
-      </w:r>
-    </w:p>
-    <w:p>
-      <w:pPr>
-        <w:numPr>
-          <w:ilvl w:val="0"/>
-          <w:numId w:val="1010"/>
-        </w:numPr>
-        <w:pStyle w:val="Compact"/>
-      </w:pPr>
-      <w:r>
-        <w:t xml:space="preserve">Then a second pass: in the cold pile, split whites from colors</w:t>
-      </w:r>
-      <w:r>
-        <w:t xml:space="preserve"> </w:t>
-      </w:r>
-      <w:r>
-        <w:t xml:space="preserve">Image: three printed signs on a table with garments piled under each one.</w:t>
-      </w:r>
-      <w:r>
-        <w:t xml:space="preserve"> </w:t>
-      </w:r>
-      <w:r>
-        <w:t xml:space="preserve">Notes: Circulate and ask</w:t>
-      </w:r>
-      <w:r>
-        <w:t xml:space="preserve"> </w:t>
-      </w:r>
-      <w:r>
-        <w:t xml:space="preserve">“</w:t>
-      </w:r>
-      <w:r>
-        <w:t xml:space="preserve">show me the symbol that told you that.</w:t>
-      </w:r>
-      <w:r>
-        <w:t xml:space="preserve">”</w:t>
-      </w:r>
-      <w:r>
-        <w:t xml:space="preserve"> </w:t>
-      </w:r>
-      <w:r>
-        <w:t xml:space="preserve">Not the guess, the symbol.</w:t>
-      </w:r>
-    </w:p>
-    <w:p>
-      <w:pPr>
-        <w:pStyle w:val="Heading2"/>
-      </w:pPr>
-      <w:bookmarkStart w:id="31" w:name="slide-10-what-ruins-clothes-part-1"/>
-      <w:r>
-        <w:t xml:space="preserve">Slide 10: What ruins clothes, part 1</w:t>
-      </w:r>
-      <w:bookmarkEnd w:id="31"/>
-    </w:p>
-    <w:p>
-      <w:pPr>
-        <w:numPr>
-          <w:ilvl w:val="0"/>
-          <w:numId w:val="1011"/>
-        </w:numPr>
-        <w:pStyle w:val="Compact"/>
-      </w:pPr>
-      <w:r>
-        <w:t xml:space="preserve">Hot water and a hot dryer on wool: the scales on the fiber lock together, the sweater felts and shrinks, and it never comes back</w:t>
-      </w:r>
-    </w:p>
-    <w:p>
-      <w:pPr>
-        <w:numPr>
-          <w:ilvl w:val="0"/>
-          <w:numId w:val="1011"/>
-        </w:numPr>
-        <w:pStyle w:val="Compact"/>
-      </w:pPr>
-      <w:r>
-        <w:t xml:space="preserve">A hot dryer on spandex: heat breaks the stretch fiber, the knees go baggy and stay baggy</w:t>
-      </w:r>
-    </w:p>
-    <w:p>
-      <w:pPr>
-        <w:numPr>
-          <w:ilvl w:val="0"/>
-          <w:numId w:val="1011"/>
-        </w:numPr>
-        <w:pStyle w:val="Compact"/>
-      </w:pPr>
-      <w:r>
-        <w:t xml:space="preserve">Which symbol would have stopped each one?</w:t>
-      </w:r>
-      <w:r>
-        <w:t xml:space="preserve"> </w:t>
-      </w:r>
-      <w:r>
-        <w:t xml:space="preserve">Image: the shrunken sweater next to a pair of baggy-kneed leggings.</w:t>
-      </w:r>
-    </w:p>
-    <w:p>
-      <w:pPr>
-        <w:pStyle w:val="Heading2"/>
-      </w:pPr>
-      <w:bookmarkStart w:id="32" w:name="slide-11-what-ruins-clothes-part-2"/>
-      <w:r>
-        <w:t xml:space="preserve">Slide 11: What ruins clothes, part 2</w:t>
+      <w:bookmarkStart w:id="32" w:name="slide-12-one-bad-load"/>
+      <w:r>
+        <w:t xml:space="preserve">Slide 12: One bad load</w:t>
       </w:r>
       <w:bookmarkEnd w:id="32"/>
-    </w:p>
-    <w:p>
-      <w:pPr>
-        <w:numPr>
-          <w:ilvl w:val="0"/>
-          <w:numId w:val="1012"/>
-        </w:numPr>
-        <w:pStyle w:val="Compact"/>
-      </w:pPr>
-      <w:r>
-        <w:t xml:space="preserve">Chlorine bleach on a color: it strips the dye in patches, and there is no undo</w:t>
-      </w:r>
-    </w:p>
-    <w:p>
-      <w:pPr>
-        <w:numPr>
-          <w:ilvl w:val="0"/>
-          <w:numId w:val="1012"/>
-        </w:numPr>
-        <w:pStyle w:val="Compact"/>
-      </w:pPr>
-      <w:r>
-        <w:t xml:space="preserve">A hot iron on polyester: it melts, and the shine or the hole is permanent</w:t>
-      </w:r>
-    </w:p>
-    <w:p>
-      <w:pPr>
-        <w:numPr>
-          <w:ilvl w:val="0"/>
-          <w:numId w:val="1012"/>
-        </w:numPr>
-        <w:pStyle w:val="Compact"/>
-      </w:pPr>
-      <w:r>
-        <w:t xml:space="preserve">Every one of these is a fiber doing what the fiber does. Nobody was careless. They just did not read four seconds of tag.</w:t>
-      </w:r>
-      <w:r>
-        <w:t xml:space="preserve"> </w:t>
-      </w:r>
-      <w:r>
-        <w:t xml:space="preserve">Image: a colored shirt with pale bleach patches and a polyester shirt with a shiny scorch mark.</w:t>
-      </w:r>
-    </w:p>
-    <w:p>
-      <w:pPr>
-        <w:pStyle w:val="Heading2"/>
-      </w:pPr>
-      <w:bookmarkStart w:id="33" w:name="slide-12-one-bad-load"/>
-      <w:r>
-        <w:t xml:space="preserve">Slide 12: One bad load</w:t>
-      </w:r>
-      <w:bookmarkEnd w:id="33"/>
     </w:p>
     <w:tbl>
       <w:tblPr>
@@ -998,649 +962,713 @@
       <w:pPr>
         <w:numPr>
           <w:ilvl w:val="0"/>
+          <w:numId w:val="1012"/>
+        </w:numPr>
+        <w:pStyle w:val="Compact"/>
+      </w:pPr>
+      <w:r>
+        <w:t xml:space="preserve">Total: about $88, from one load</w:t>
+      </w:r>
+      <w:r>
+        <w:t xml:space="preserve"> </w:t>
+      </w:r>
+      <w:r>
+        <w:t xml:space="preserve">Image: the four garments laid out with price tags on them.</w:t>
+      </w:r>
+      <w:r>
+        <w:t xml:space="preserve"> </w:t>
+      </w:r>
+      <w:r>
+        <w:t xml:space="preserve">Notes: Exit card: one symbol you will look for tonight, one thing that ruins clothes and the fiber reason, one question. Say what tomorrow is: the stains were made yesterday on purpose, because a set stain is the real problem.</w:t>
+      </w:r>
+    </w:p>
+    <w:p>
+      <w:pPr>
+        <w:pStyle w:val="Heading1"/>
+      </w:pPr>
+      <w:bookmarkStart w:id="33" w:name="day-2"/>
+      <w:r>
+        <w:t xml:space="preserve">Day 2</w:t>
+      </w:r>
+      <w:bookmarkEnd w:id="33"/>
+    </w:p>
+    <w:p>
+      <w:pPr>
+        <w:pStyle w:val="Heading2"/>
+      </w:pPr>
+      <w:bookmarkStart w:id="34" w:name="slide-13-day-2-the-whole-sequence"/>
+      <w:r>
+        <w:t xml:space="preserve">Slide 13: Day 2, the whole sequence</w:t>
+      </w:r>
+      <w:bookmarkEnd w:id="34"/>
+    </w:p>
+    <w:p>
+      <w:pPr>
+        <w:numPr>
+          <w:ilvl w:val="0"/>
           <w:numId w:val="1013"/>
         </w:numPr>
         <w:pStyle w:val="Compact"/>
       </w:pPr>
       <w:r>
-        <w:t xml:space="preserve">Total: about $88, from one load</w:t>
+        <w:t xml:space="preserve">Lesson 5.4, Day 2</w:t>
+      </w:r>
+    </w:p>
+    <w:p>
+      <w:pPr>
+        <w:numPr>
+          <w:ilvl w:val="0"/>
+          <w:numId w:val="1013"/>
+        </w:numPr>
+        <w:pStyle w:val="Compact"/>
+      </w:pPr>
+      <w:r>
+        <w:t xml:space="preserve">First: the laundry sequence, start to finish</w:t>
+      </w:r>
+    </w:p>
+    <w:p>
+      <w:pPr>
+        <w:numPr>
+          <w:ilvl w:val="0"/>
+          <w:numId w:val="1013"/>
+        </w:numPr>
+        <w:pStyle w:val="Compact"/>
+      </w:pPr>
+      <w:r>
+        <w:t xml:space="preserve">Then: the stain station</w:t>
+      </w:r>
+    </w:p>
+    <w:p>
+      <w:pPr>
+        <w:numPr>
+          <w:ilvl w:val="0"/>
+          <w:numId w:val="1013"/>
+        </w:numPr>
+        <w:pStyle w:val="Compact"/>
+      </w:pPr>
+      <w:r>
+        <w:t xml:space="preserve">Last 15 minutes: the Fibers and Care Quiz</w:t>
       </w:r>
       <w:r>
         <w:t xml:space="preserve"> </w:t>
       </w:r>
       <w:r>
-        <w:t xml:space="preserve">Image: the four garments laid out with price tags on them.</w:t>
+        <w:t xml:space="preserve">Image: seven numbered boxes in a row, from a laundry basket to a folded stack.</w:t>
+      </w:r>
+    </w:p>
+    <w:p>
+      <w:pPr>
+        <w:pStyle w:val="Heading2"/>
+      </w:pPr>
+      <w:bookmarkStart w:id="35" w:name="slide-14-do-now"/>
+      <w:r>
+        <w:t xml:space="preserve">Slide 14: Do now</w:t>
+      </w:r>
+      <w:bookmarkEnd w:id="35"/>
+    </w:p>
+    <w:p>
+      <w:pPr>
+        <w:numPr>
+          <w:ilvl w:val="0"/>
+          <w:numId w:val="1014"/>
+        </w:numPr>
+        <w:pStyle w:val="Compact"/>
+      </w:pPr>
+      <w:r>
+        <w:t xml:space="preserve">Put these in order, 1 to 7: dry or hang, fold or hang up, load the machine, sort, treat a stain, add detergent, wash</w:t>
+      </w:r>
+    </w:p>
+    <w:p>
+      <w:pPr>
+        <w:numPr>
+          <w:ilvl w:val="0"/>
+          <w:numId w:val="1014"/>
+        </w:numPr>
+        <w:pStyle w:val="Compact"/>
+      </w:pPr>
+      <w:r>
+        <w:t xml:space="preserve">Then: which step do people skip most?</w:t>
+      </w:r>
+    </w:p>
+    <w:p>
+      <w:pPr>
+        <w:numPr>
+          <w:ilvl w:val="0"/>
+          <w:numId w:val="1014"/>
+        </w:numPr>
+        <w:pStyle w:val="Compact"/>
+      </w:pPr>
+      <w:r>
+        <w:t xml:space="preserve">Three minutes</w:t>
       </w:r>
       <w:r>
         <w:t xml:space="preserve"> </w:t>
       </w:r>
       <w:r>
-        <w:t xml:space="preserve">Notes: Exit card: one symbol you will look for tonight, one thing that ruins clothes and the fiber reason, one question. Say what tomorrow is: the stains were made yesterday on purpose, because a set stain is the real problem.</w:t>
-      </w:r>
-    </w:p>
-    <w:p>
-      <w:pPr>
-        <w:pStyle w:val="Heading1"/>
-      </w:pPr>
-      <w:bookmarkStart w:id="34" w:name="day-2"/>
-      <w:r>
-        <w:t xml:space="preserve">Day 2</w:t>
-      </w:r>
-      <w:bookmarkEnd w:id="34"/>
+        <w:t xml:space="preserve">Image: seven scrambled word cards.</w:t>
+      </w:r>
+      <w:r>
+        <w:t xml:space="preserve"> </w:t>
+      </w:r>
+      <w:r>
+        <w:t xml:space="preserve">Notes: The skipped step is almost always treating the stain, which is today’s hook.</w:t>
+      </w:r>
     </w:p>
     <w:p>
       <w:pPr>
         <w:pStyle w:val="Heading2"/>
       </w:pPr>
-      <w:bookmarkStart w:id="35" w:name="slide-13-day-2-the-whole-sequence"/>
-      <w:r>
-        <w:t xml:space="preserve">Slide 13: Day 2, the whole sequence</w:t>
-      </w:r>
-      <w:bookmarkEnd w:id="35"/>
-    </w:p>
-    <w:p>
-      <w:pPr>
-        <w:numPr>
-          <w:ilvl w:val="0"/>
-          <w:numId w:val="1014"/>
-        </w:numPr>
-        <w:pStyle w:val="Compact"/>
-      </w:pPr>
-      <w:r>
-        <w:t xml:space="preserve">Lesson 5.4, Day 2</w:t>
-      </w:r>
-    </w:p>
-    <w:p>
-      <w:pPr>
-        <w:numPr>
-          <w:ilvl w:val="0"/>
-          <w:numId w:val="1014"/>
-        </w:numPr>
-        <w:pStyle w:val="Compact"/>
-      </w:pPr>
-      <w:r>
-        <w:t xml:space="preserve">First: the laundry sequence, start to finish</w:t>
-      </w:r>
-    </w:p>
-    <w:p>
-      <w:pPr>
-        <w:numPr>
-          <w:ilvl w:val="0"/>
-          <w:numId w:val="1014"/>
-        </w:numPr>
-        <w:pStyle w:val="Compact"/>
-      </w:pPr>
-      <w:r>
-        <w:t xml:space="preserve">Then: the stain station</w:t>
-      </w:r>
-    </w:p>
-    <w:p>
-      <w:pPr>
-        <w:numPr>
-          <w:ilvl w:val="0"/>
-          <w:numId w:val="1014"/>
-        </w:numPr>
-        <w:pStyle w:val="Compact"/>
-      </w:pPr>
-      <w:r>
-        <w:t xml:space="preserve">Last 15 minutes: the Fibers and Care Quiz</w:t>
+      <w:bookmarkStart w:id="36" w:name="X6277e13f16df28005ebaf5aa0626a4de87359df"/>
+      <w:r>
+        <w:t xml:space="preserve">Slide 15: The seven steps, and why each one matters</w:t>
+      </w:r>
+      <w:bookmarkEnd w:id="36"/>
+    </w:p>
+    <w:p>
+      <w:pPr>
+        <w:numPr>
+          <w:ilvl w:val="0"/>
+          <w:numId w:val="1015"/>
+        </w:numPr>
+        <w:pStyle w:val="Compact"/>
+      </w:pPr>
+      <w:r>
+        <w:t xml:space="preserve">Sort: by color and care symbol. Check pockets.</w:t>
+      </w:r>
+    </w:p>
+    <w:p>
+      <w:pPr>
+        <w:numPr>
+          <w:ilvl w:val="0"/>
+          <w:numId w:val="1015"/>
+        </w:numPr>
+        <w:pStyle w:val="Compact"/>
+      </w:pPr>
+      <w:r>
+        <w:t xml:space="preserve">Treat a stain: before it goes in, because a wash sets it and a dryer bakes it in</w:t>
+      </w:r>
+    </w:p>
+    <w:p>
+      <w:pPr>
+        <w:numPr>
+          <w:ilvl w:val="0"/>
+          <w:numId w:val="1015"/>
+        </w:numPr>
+        <w:pStyle w:val="Compact"/>
+      </w:pPr>
+      <w:r>
+        <w:t xml:space="preserve">Load: loose, not packed. Clothes need room to move or they do not get clean.</w:t>
+      </w:r>
+    </w:p>
+    <w:p>
+      <w:pPr>
+        <w:numPr>
+          <w:ilvl w:val="0"/>
+          <w:numId w:val="1015"/>
+        </w:numPr>
+        <w:pStyle w:val="Compact"/>
+      </w:pPr>
+      <w:r>
+        <w:t xml:space="preserve">Detergent: the amount on the cap. More is not better; extra detergent stays in the fabric and holds dirt.</w:t>
+      </w:r>
+    </w:p>
+    <w:p>
+      <w:pPr>
+        <w:numPr>
+          <w:ilvl w:val="0"/>
+          <w:numId w:val="1015"/>
+        </w:numPr>
+        <w:pStyle w:val="Compact"/>
+      </w:pPr>
+      <w:r>
+        <w:t xml:space="preserve">Wash: the temperature and cycle the tag says</w:t>
+      </w:r>
+    </w:p>
+    <w:p>
+      <w:pPr>
+        <w:numPr>
+          <w:ilvl w:val="0"/>
+          <w:numId w:val="1015"/>
+        </w:numPr>
+        <w:pStyle w:val="Compact"/>
+      </w:pPr>
+      <w:r>
+        <w:t xml:space="preserve">Dry or hang: the square symbol decides. Hang anything with spandex, wool, or a print.</w:t>
+      </w:r>
+    </w:p>
+    <w:p>
+      <w:pPr>
+        <w:numPr>
+          <w:ilvl w:val="0"/>
+          <w:numId w:val="1015"/>
+        </w:numPr>
+        <w:pStyle w:val="Compact"/>
+      </w:pPr>
+      <w:r>
+        <w:t xml:space="preserve">Fold or hang right away: a wrinkle set in a hot pile is an ironing job you did not have to do</w:t>
       </w:r>
       <w:r>
         <w:t xml:space="preserve"> </w:t>
       </w:r>
       <w:r>
-        <w:t xml:space="preserve">Image: seven numbered boxes in a row, from a laundry basket to a folded stack.</w:t>
+        <w:t xml:space="preserve">Image: the seven steps as icons with a one-line reason under each.</w:t>
       </w:r>
     </w:p>
     <w:p>
       <w:pPr>
         <w:pStyle w:val="Heading2"/>
       </w:pPr>
-      <w:bookmarkStart w:id="36" w:name="slide-14-do-now"/>
-      <w:r>
-        <w:t xml:space="preserve">Slide 14: Do now</w:t>
-      </w:r>
-      <w:bookmarkEnd w:id="36"/>
-    </w:p>
-    <w:p>
-      <w:pPr>
-        <w:numPr>
-          <w:ilvl w:val="0"/>
-          <w:numId w:val="1015"/>
-        </w:numPr>
-        <w:pStyle w:val="Compact"/>
-      </w:pPr>
-      <w:r>
-        <w:t xml:space="preserve">Put these in order, 1 to 7: dry or hang, fold or hang up, load the machine, sort, treat a stain, add detergent, wash</w:t>
-      </w:r>
-    </w:p>
-    <w:p>
-      <w:pPr>
-        <w:numPr>
-          <w:ilvl w:val="0"/>
-          <w:numId w:val="1015"/>
-        </w:numPr>
-        <w:pStyle w:val="Compact"/>
-      </w:pPr>
-      <w:r>
-        <w:t xml:space="preserve">Then: which step do people skip most?</w:t>
-      </w:r>
-    </w:p>
-    <w:p>
-      <w:pPr>
-        <w:numPr>
-          <w:ilvl w:val="0"/>
-          <w:numId w:val="1015"/>
-        </w:numPr>
-        <w:pStyle w:val="Compact"/>
-      </w:pPr>
-      <w:r>
-        <w:t xml:space="preserve">Three minutes</w:t>
+      <w:bookmarkStart w:id="37" w:name="slide-16-daily-weekly-seasonal"/>
+      <w:r>
+        <w:t xml:space="preserve">Slide 16: Daily, weekly, seasonal</w:t>
+      </w:r>
+      <w:bookmarkEnd w:id="37"/>
+    </w:p>
+    <w:p>
+      <w:pPr>
+        <w:numPr>
+          <w:ilvl w:val="0"/>
+          <w:numId w:val="1016"/>
+        </w:numPr>
+        <w:pStyle w:val="Compact"/>
+      </w:pPr>
+      <w:r>
+        <w:t xml:space="preserve">Daily: hang it up or put it in the hamper, and check for a stain</w:t>
+      </w:r>
+    </w:p>
+    <w:p>
+      <w:pPr>
+        <w:numPr>
+          <w:ilvl w:val="0"/>
+          <w:numId w:val="1016"/>
+        </w:numPr>
+        <w:pStyle w:val="Compact"/>
+      </w:pPr>
+      <w:r>
+        <w:t xml:space="preserve">Weekly: the wash, and check what needs a repair</w:t>
+      </w:r>
+    </w:p>
+    <w:p>
+      <w:pPr>
+        <w:numPr>
+          <w:ilvl w:val="0"/>
+          <w:numId w:val="1016"/>
+        </w:numPr>
+        <w:pStyle w:val="Compact"/>
+      </w:pPr>
+      <w:r>
+        <w:t xml:space="preserve">Seasonal: store it clean, never dirty</w:t>
+      </w:r>
+    </w:p>
+    <w:p>
+      <w:pPr>
+        <w:numPr>
+          <w:ilvl w:val="0"/>
+          <w:numId w:val="1016"/>
+        </w:numPr>
+        <w:pStyle w:val="Compact"/>
+      </w:pPr>
+      <w:r>
+        <w:t xml:space="preserve">Storing dirty attracts insects and sets stains permanently over months</w:t>
       </w:r>
       <w:r>
         <w:t xml:space="preserve"> </w:t>
       </w:r>
       <w:r>
-        <w:t xml:space="preserve">Image: seven scrambled word cards.</w:t>
+        <w:t xml:space="preserve">Image: three calendars, a day, a week, and a season, each with a small clothing icon.</w:t>
+      </w:r>
+    </w:p>
+    <w:p>
+      <w:pPr>
+        <w:pStyle w:val="Heading2"/>
+      </w:pPr>
+      <w:bookmarkStart w:id="38" w:name="slide-17-the-stain-station"/>
+      <w:r>
+        <w:t xml:space="preserve">Slide 17: The stain station</w:t>
+      </w:r>
+      <w:bookmarkEnd w:id="38"/>
+    </w:p>
+    <w:p>
+      <w:pPr>
+        <w:numPr>
+          <w:ilvl w:val="0"/>
+          <w:numId w:val="1017"/>
+        </w:numPr>
+        <w:pStyle w:val="Compact"/>
+      </w:pPr>
+      <w:r>
+        <w:t xml:space="preserve">Three stains, made yesterday on purpose</w:t>
+      </w:r>
+    </w:p>
+    <w:p>
+      <w:pPr>
+        <w:numPr>
+          <w:ilvl w:val="0"/>
+          <w:numId w:val="1017"/>
+        </w:numPr>
+        <w:pStyle w:val="Compact"/>
+      </w:pPr>
+      <w:r>
+        <w:t xml:space="preserve">Three treatments on each: cold water, dish soap, and the home remedy</w:t>
+      </w:r>
+    </w:p>
+    <w:p>
+      <w:pPr>
+        <w:numPr>
+          <w:ilvl w:val="0"/>
+          <w:numId w:val="1017"/>
+        </w:numPr>
+        <w:pStyle w:val="Compact"/>
+      </w:pPr>
+      <w:r>
+        <w:t xml:space="preserve">Same method every time: 30 seconds, same pressure, rinse, blot, rate it 0 to 3</w:t>
+      </w:r>
+    </w:p>
+    <w:p>
+      <w:pPr>
+        <w:numPr>
+          <w:ilvl w:val="0"/>
+          <w:numId w:val="1017"/>
+        </w:numPr>
+        <w:pStyle w:val="Compact"/>
+      </w:pPr>
+      <w:r>
+        <w:t xml:space="preserve">Gloves if you want them, and nobody has to say why</w:t>
       </w:r>
       <w:r>
         <w:t xml:space="preserve"> </w:t>
       </w:r>
       <w:r>
-        <w:t xml:space="preserve">Notes: The skipped step is almost always treating the stain, which is today’s hook.</w:t>
+        <w:t xml:space="preserve">Image: a station tray with three labeled cups, cotton swabs, an old toothbrush, a water bowl, and three stained squares.</w:t>
       </w:r>
     </w:p>
     <w:p>
       <w:pPr>
         <w:pStyle w:val="Heading2"/>
       </w:pPr>
-      <w:bookmarkStart w:id="37" w:name="X6277e13f16df28005ebaf5aa0626a4de87359df"/>
-      <w:r>
-        <w:t xml:space="preserve">Slide 15: The seven steps, and why each one matters</w:t>
-      </w:r>
-      <w:bookmarkEnd w:id="37"/>
-    </w:p>
-    <w:p>
-      <w:pPr>
-        <w:numPr>
-          <w:ilvl w:val="0"/>
-          <w:numId w:val="1016"/>
-        </w:numPr>
-        <w:pStyle w:val="Compact"/>
-      </w:pPr>
-      <w:r>
-        <w:t xml:space="preserve">Sort: by color and care symbol. Check pockets.</w:t>
-      </w:r>
-    </w:p>
-    <w:p>
-      <w:pPr>
-        <w:numPr>
-          <w:ilvl w:val="0"/>
-          <w:numId w:val="1016"/>
-        </w:numPr>
-        <w:pStyle w:val="Compact"/>
-      </w:pPr>
-      <w:r>
-        <w:t xml:space="preserve">Treat a stain: before it goes in, because a wash sets it and a dryer bakes it in</w:t>
-      </w:r>
-    </w:p>
-    <w:p>
-      <w:pPr>
-        <w:numPr>
-          <w:ilvl w:val="0"/>
-          <w:numId w:val="1016"/>
-        </w:numPr>
-        <w:pStyle w:val="Compact"/>
-      </w:pPr>
-      <w:r>
-        <w:t xml:space="preserve">Load: loose, not packed. Clothes need room to move or they do not get clean.</w:t>
-      </w:r>
-    </w:p>
-    <w:p>
-      <w:pPr>
-        <w:numPr>
-          <w:ilvl w:val="0"/>
-          <w:numId w:val="1016"/>
-        </w:numPr>
-        <w:pStyle w:val="Compact"/>
-      </w:pPr>
-      <w:r>
-        <w:t xml:space="preserve">Detergent: the amount on the cap. More is not better; extra detergent stays in the fabric and holds dirt.</w:t>
-      </w:r>
-    </w:p>
-    <w:p>
-      <w:pPr>
-        <w:numPr>
-          <w:ilvl w:val="0"/>
-          <w:numId w:val="1016"/>
-        </w:numPr>
-        <w:pStyle w:val="Compact"/>
-      </w:pPr>
-      <w:r>
-        <w:t xml:space="preserve">Wash: the temperature and cycle the tag says</w:t>
-      </w:r>
-    </w:p>
-    <w:p>
-      <w:pPr>
-        <w:numPr>
-          <w:ilvl w:val="0"/>
-          <w:numId w:val="1016"/>
-        </w:numPr>
-        <w:pStyle w:val="Compact"/>
-      </w:pPr>
-      <w:r>
-        <w:t xml:space="preserve">Dry or hang: the square symbol decides. Hang anything with spandex, wool, or a print.</w:t>
-      </w:r>
-    </w:p>
-    <w:p>
-      <w:pPr>
-        <w:numPr>
-          <w:ilvl w:val="0"/>
-          <w:numId w:val="1016"/>
-        </w:numPr>
-        <w:pStyle w:val="Compact"/>
-      </w:pPr>
-      <w:r>
-        <w:t xml:space="preserve">Fold or hang right away: a wrinkle set in a hot pile is an ironing job you did not have to do</w:t>
+      <w:bookmarkStart w:id="39" w:name="slide-18-the-rules-for-these-cups"/>
+      <w:r>
+        <w:t xml:space="preserve">Slide 18: The rules for these cups</w:t>
+      </w:r>
+      <w:bookmarkEnd w:id="39"/>
+    </w:p>
+    <w:p>
+      <w:pPr>
+        <w:numPr>
+          <w:ilvl w:val="0"/>
+          <w:numId w:val="1018"/>
+        </w:numPr>
+        <w:pStyle w:val="Compact"/>
+      </w:pPr>
+      <w:r>
+        <w:t xml:space="preserve">Cup 1 is cold water. Cup 2 is dish soap and cold water. Cup 3 is the home remedy.</w:t>
+      </w:r>
+    </w:p>
+    <w:p>
+      <w:pPr>
+        <w:numPr>
+          <w:ilvl w:val="0"/>
+          <w:numId w:val="1018"/>
+        </w:numPr>
+        <w:pStyle w:val="Compact"/>
+      </w:pPr>
+      <w:r>
+        <w:t xml:space="preserve">The alcohol cup stays on the tray</w:t>
+      </w:r>
+    </w:p>
+    <w:p>
+      <w:pPr>
+        <w:numPr>
+          <w:ilvl w:val="0"/>
+          <w:numId w:val="1018"/>
+        </w:numPr>
+        <w:pStyle w:val="Compact"/>
+      </w:pPr>
+      <w:r>
+        <w:t xml:space="preserve">Nothing goes near a face</w:t>
+      </w:r>
+    </w:p>
+    <w:p>
+      <w:pPr>
+        <w:numPr>
+          <w:ilvl w:val="0"/>
+          <w:numId w:val="1018"/>
+        </w:numPr>
+        <w:pStyle w:val="Compact"/>
+      </w:pPr>
+      <w:r>
+        <w:t xml:space="preserve">Used swabs in the trash, not the bowl</w:t>
+      </w:r>
+    </w:p>
+    <w:p>
+      <w:pPr>
+        <w:numPr>
+          <w:ilvl w:val="0"/>
+          <w:numId w:val="1018"/>
+        </w:numPr>
+        <w:pStyle w:val="Compact"/>
+      </w:pPr>
+      <w:r>
+        <w:t xml:space="preserve">Cups get counted back in at the end, the same way needles get counted starting Monday</w:t>
       </w:r>
       <w:r>
         <w:t xml:space="preserve"> </w:t>
       </w:r>
       <w:r>
-        <w:t xml:space="preserve">Image: the seven steps as icons with a one-line reason under each.</w:t>
+        <w:t xml:space="preserve">Image: three cups labeled 1, 2, 3 on a tray with a Safety Data Sheet binder beside them.</w:t>
       </w:r>
     </w:p>
     <w:p>
       <w:pPr>
         <w:pStyle w:val="Heading2"/>
       </w:pPr>
-      <w:bookmarkStart w:id="38" w:name="slide-16-daily-weekly-seasonal"/>
-      <w:r>
-        <w:t xml:space="preserve">Slide 16: Daily, weekly, seasonal</w:t>
-      </w:r>
-      <w:bookmarkEnd w:id="38"/>
-    </w:p>
-    <w:p>
-      <w:pPr>
-        <w:numPr>
-          <w:ilvl w:val="0"/>
-          <w:numId w:val="1017"/>
-        </w:numPr>
-        <w:pStyle w:val="Compact"/>
-      </w:pPr>
-      <w:r>
-        <w:t xml:space="preserve">Daily: hang it up or put it in the hamper, and check for a stain</w:t>
-      </w:r>
-    </w:p>
-    <w:p>
-      <w:pPr>
-        <w:numPr>
-          <w:ilvl w:val="0"/>
-          <w:numId w:val="1017"/>
-        </w:numPr>
-        <w:pStyle w:val="Compact"/>
-      </w:pPr>
-      <w:r>
-        <w:t xml:space="preserve">Weekly: the wash, and check what needs a repair</w:t>
-      </w:r>
-    </w:p>
-    <w:p>
-      <w:pPr>
-        <w:numPr>
-          <w:ilvl w:val="0"/>
-          <w:numId w:val="1017"/>
-        </w:numPr>
-        <w:pStyle w:val="Compact"/>
-      </w:pPr>
-      <w:r>
-        <w:t xml:space="preserve">Seasonal: store it clean, never dirty</w:t>
-      </w:r>
-    </w:p>
-    <w:p>
-      <w:pPr>
-        <w:numPr>
-          <w:ilvl w:val="0"/>
-          <w:numId w:val="1017"/>
-        </w:numPr>
-        <w:pStyle w:val="Compact"/>
-      </w:pPr>
-      <w:r>
-        <w:t xml:space="preserve">Storing dirty attracts insects and sets stains permanently over months</w:t>
+      <w:bookmarkStart w:id="40" w:name="slide-19-the-rating-scale"/>
+      <w:r>
+        <w:t xml:space="preserve">Slide 19: The rating scale</w:t>
+      </w:r>
+      <w:bookmarkEnd w:id="40"/>
+    </w:p>
+    <w:p>
+      <w:pPr>
+        <w:numPr>
+          <w:ilvl w:val="0"/>
+          <w:numId w:val="1019"/>
+        </w:numPr>
+        <w:pStyle w:val="Compact"/>
+      </w:pPr>
+      <w:r>
+        <w:t xml:space="preserve">0 = no change</w:t>
+      </w:r>
+    </w:p>
+    <w:p>
+      <w:pPr>
+        <w:numPr>
+          <w:ilvl w:val="0"/>
+          <w:numId w:val="1019"/>
+        </w:numPr>
+        <w:pStyle w:val="Compact"/>
+      </w:pPr>
+      <w:r>
+        <w:t xml:space="preserve">1 = a little lighter</w:t>
+      </w:r>
+    </w:p>
+    <w:p>
+      <w:pPr>
+        <w:numPr>
+          <w:ilvl w:val="0"/>
+          <w:numId w:val="1019"/>
+        </w:numPr>
+        <w:pStyle w:val="Compact"/>
+      </w:pPr>
+      <w:r>
+        <w:t xml:space="preserve">2 = mostly gone</w:t>
+      </w:r>
+    </w:p>
+    <w:p>
+      <w:pPr>
+        <w:numPr>
+          <w:ilvl w:val="0"/>
+          <w:numId w:val="1019"/>
+        </w:numPr>
+        <w:pStyle w:val="Compact"/>
+      </w:pPr>
+      <w:r>
+        <w:t xml:space="preserve">3 = gone</w:t>
+      </w:r>
+    </w:p>
+    <w:p>
+      <w:pPr>
+        <w:numPr>
+          <w:ilvl w:val="0"/>
+          <w:numId w:val="1019"/>
+        </w:numPr>
+        <w:pStyle w:val="Compact"/>
+      </w:pPr>
+      <w:r>
+        <w:t xml:space="preserve">Rate it after you rinse and blot. Do not rate it while it is wet and dark.</w:t>
       </w:r>
       <w:r>
         <w:t xml:space="preserve"> </w:t>
       </w:r>
       <w:r>
-        <w:t xml:space="preserve">Image: three calendars, a day, a week, and a season, each with a small clothing icon.</w:t>
+        <w:t xml:space="preserve">Image: four fabric squares showing the same stain at four levels of removal.</w:t>
       </w:r>
     </w:p>
     <w:p>
       <w:pPr>
         <w:pStyle w:val="Heading2"/>
       </w:pPr>
-      <w:bookmarkStart w:id="39" w:name="slide-17-the-stain-station"/>
-      <w:r>
-        <w:t xml:space="preserve">Slide 17: The stain station</w:t>
-      </w:r>
-      <w:bookmarkEnd w:id="39"/>
-    </w:p>
-    <w:p>
-      <w:pPr>
-        <w:numPr>
-          <w:ilvl w:val="0"/>
-          <w:numId w:val="1018"/>
-        </w:numPr>
-        <w:pStyle w:val="Compact"/>
-      </w:pPr>
-      <w:r>
-        <w:t xml:space="preserve">Three stains, made yesterday on purpose</w:t>
-      </w:r>
-    </w:p>
-    <w:p>
-      <w:pPr>
-        <w:numPr>
-          <w:ilvl w:val="0"/>
-          <w:numId w:val="1018"/>
-        </w:numPr>
-        <w:pStyle w:val="Compact"/>
-      </w:pPr>
-      <w:r>
-        <w:t xml:space="preserve">Three treatments on each: cold water, dish soap, and the home remedy</w:t>
-      </w:r>
-    </w:p>
-    <w:p>
-      <w:pPr>
-        <w:numPr>
-          <w:ilvl w:val="0"/>
-          <w:numId w:val="1018"/>
-        </w:numPr>
-        <w:pStyle w:val="Compact"/>
-      </w:pPr>
-      <w:r>
-        <w:t xml:space="preserve">Same method every time: 30 seconds, same pressure, rinse, blot, rate it 0 to 3</w:t>
-      </w:r>
-    </w:p>
-    <w:p>
-      <w:pPr>
-        <w:numPr>
-          <w:ilvl w:val="0"/>
-          <w:numId w:val="1018"/>
-        </w:numPr>
-        <w:pStyle w:val="Compact"/>
-      </w:pPr>
-      <w:r>
-        <w:t xml:space="preserve">Gloves if you want them, and nobody has to say why</w:t>
+      <w:bookmarkStart w:id="41" w:name="slide-20-hang-them-up"/>
+      <w:r>
+        <w:t xml:space="preserve">Slide 20: Hang them up</w:t>
+      </w:r>
+      <w:bookmarkEnd w:id="41"/>
+    </w:p>
+    <w:p>
+      <w:pPr>
+        <w:numPr>
+          <w:ilvl w:val="0"/>
+          <w:numId w:val="1020"/>
+        </w:numPr>
+        <w:pStyle w:val="Compact"/>
+      </w:pPr>
+      <w:r>
+        <w:t xml:space="preserve">Clip each swatch on the line, letter side out</w:t>
+      </w:r>
+    </w:p>
+    <w:p>
+      <w:pPr>
+        <w:numPr>
+          <w:ilvl w:val="0"/>
+          <w:numId w:val="1020"/>
+        </w:numPr>
+        <w:pStyle w:val="Compact"/>
+      </w:pPr>
+      <w:r>
+        <w:t xml:space="preserve">We compare all three stations in five minutes</w:t>
       </w:r>
       <w:r>
         <w:t xml:space="preserve"> </w:t>
       </w:r>
       <w:r>
-        <w:t xml:space="preserve">Image: a station tray with three labeled cups, cotton swabs, an old toothbrush, a water bowl, and three stained squares.</w:t>
+        <w:t xml:space="preserve">Image: a short clothesline strung across a corner with clipped fabric squares hanging on it.</w:t>
       </w:r>
     </w:p>
     <w:p>
       <w:pPr>
         <w:pStyle w:val="Heading2"/>
       </w:pPr>
-      <w:bookmarkStart w:id="40" w:name="slide-18-the-rules-for-these-cups"/>
-      <w:r>
-        <w:t xml:space="preserve">Slide 18: The rules for these cups</w:t>
-      </w:r>
-      <w:bookmarkEnd w:id="40"/>
-    </w:p>
-    <w:p>
-      <w:pPr>
-        <w:numPr>
-          <w:ilvl w:val="0"/>
-          <w:numId w:val="1019"/>
-        </w:numPr>
-        <w:pStyle w:val="Compact"/>
-      </w:pPr>
-      <w:r>
-        <w:t xml:space="preserve">Cup 1 is cold water. Cup 2 is dish soap and cold water. Cup 3 is the home remedy.</w:t>
-      </w:r>
-    </w:p>
-    <w:p>
-      <w:pPr>
-        <w:numPr>
-          <w:ilvl w:val="0"/>
-          <w:numId w:val="1019"/>
-        </w:numPr>
-        <w:pStyle w:val="Compact"/>
-      </w:pPr>
-      <w:r>
-        <w:t xml:space="preserve">The alcohol cup stays on the tray</w:t>
-      </w:r>
-    </w:p>
-    <w:p>
-      <w:pPr>
-        <w:numPr>
-          <w:ilvl w:val="0"/>
-          <w:numId w:val="1019"/>
-        </w:numPr>
-        <w:pStyle w:val="Compact"/>
-      </w:pPr>
-      <w:r>
-        <w:t xml:space="preserve">Nothing goes near a face</w:t>
-      </w:r>
-    </w:p>
-    <w:p>
-      <w:pPr>
-        <w:numPr>
-          <w:ilvl w:val="0"/>
-          <w:numId w:val="1019"/>
-        </w:numPr>
-        <w:pStyle w:val="Compact"/>
-      </w:pPr>
-      <w:r>
-        <w:t xml:space="preserve">Used swabs in the trash, not the bowl</w:t>
-      </w:r>
-    </w:p>
-    <w:p>
-      <w:pPr>
-        <w:numPr>
-          <w:ilvl w:val="0"/>
-          <w:numId w:val="1019"/>
-        </w:numPr>
-        <w:pStyle w:val="Compact"/>
-      </w:pPr>
-      <w:r>
-        <w:t xml:space="preserve">Cups get counted back in at the end, the same way needles get counted starting Monday</w:t>
+      <w:bookmarkStart w:id="42" w:name="slide-21-which-treatment-won"/>
+      <w:r>
+        <w:t xml:space="preserve">Slide 21: Which treatment won?</w:t>
+      </w:r>
+      <w:bookmarkEnd w:id="42"/>
+    </w:p>
+    <w:p>
+      <w:pPr>
+        <w:numPr>
+          <w:ilvl w:val="0"/>
+          <w:numId w:val="1021"/>
+        </w:numPr>
+        <w:pStyle w:val="Compact"/>
+      </w:pPr>
+      <w:r>
+        <w:t xml:space="preserve">Grease needs something that breaks up oil</w:t>
+      </w:r>
+    </w:p>
+    <w:p>
+      <w:pPr>
+        <w:numPr>
+          <w:ilvl w:val="0"/>
+          <w:numId w:val="1021"/>
+        </w:numPr>
+        <w:pStyle w:val="Compact"/>
+      </w:pPr>
+      <w:r>
+        <w:t xml:space="preserve">A sugary drink needs cold water fast, or an acid</w:t>
+      </w:r>
+    </w:p>
+    <w:p>
+      <w:pPr>
+        <w:numPr>
+          <w:ilvl w:val="0"/>
+          <w:numId w:val="1021"/>
+        </w:numPr>
+        <w:pStyle w:val="Compact"/>
+      </w:pPr>
+      <w:r>
+        <w:t xml:space="preserve">Ink needs alcohol</w:t>
+      </w:r>
+    </w:p>
+    <w:p>
+      <w:pPr>
+        <w:numPr>
+          <w:ilvl w:val="0"/>
+          <w:numId w:val="1021"/>
+        </w:numPr>
+        <w:pStyle w:val="Compact"/>
+      </w:pPr>
+      <w:r>
+        <w:t xml:space="preserve">Different stains are made of different stuff, so one product does not fix all three</w:t>
       </w:r>
       <w:r>
         <w:t xml:space="preserve"> </w:t>
       </w:r>
       <w:r>
-        <w:t xml:space="preserve">Image: three cups labeled 1, 2, 3 on a tray with a Safety Data Sheet binder beside them.</w:t>
+        <w:t xml:space="preserve">Image: three stains with a check mark over the winning treatment for each.</w:t>
       </w:r>
     </w:p>
     <w:p>
       <w:pPr>
         <w:pStyle w:val="Heading2"/>
       </w:pPr>
-      <w:bookmarkStart w:id="41" w:name="slide-19-the-rating-scale"/>
-      <w:r>
-        <w:t xml:space="preserve">Slide 19: The rating scale</w:t>
-      </w:r>
-      <w:bookmarkEnd w:id="41"/>
-    </w:p>
-    <w:p>
-      <w:pPr>
-        <w:numPr>
-          <w:ilvl w:val="0"/>
-          <w:numId w:val="1020"/>
-        </w:numPr>
-        <w:pStyle w:val="Compact"/>
-      </w:pPr>
-      <w:r>
-        <w:t xml:space="preserve">0 = no change</w:t>
-      </w:r>
-    </w:p>
-    <w:p>
-      <w:pPr>
-        <w:numPr>
-          <w:ilvl w:val="0"/>
-          <w:numId w:val="1020"/>
-        </w:numPr>
-        <w:pStyle w:val="Compact"/>
-      </w:pPr>
-      <w:r>
-        <w:t xml:space="preserve">1 = a little lighter</w:t>
-      </w:r>
-    </w:p>
-    <w:p>
-      <w:pPr>
-        <w:numPr>
-          <w:ilvl w:val="0"/>
-          <w:numId w:val="1020"/>
-        </w:numPr>
-        <w:pStyle w:val="Compact"/>
-      </w:pPr>
-      <w:r>
-        <w:t xml:space="preserve">2 = mostly gone</w:t>
-      </w:r>
-    </w:p>
-    <w:p>
-      <w:pPr>
-        <w:numPr>
-          <w:ilvl w:val="0"/>
-          <w:numId w:val="1020"/>
-        </w:numPr>
-        <w:pStyle w:val="Compact"/>
-      </w:pPr>
-      <w:r>
-        <w:t xml:space="preserve">3 = gone</w:t>
-      </w:r>
-    </w:p>
-    <w:p>
-      <w:pPr>
-        <w:numPr>
-          <w:ilvl w:val="0"/>
-          <w:numId w:val="1020"/>
-        </w:numPr>
-        <w:pStyle w:val="Compact"/>
-      </w:pPr>
-      <w:r>
-        <w:t xml:space="preserve">Rate it after you rinse and blot. Do not rate it while it is wet and dark.</w:t>
+      <w:bookmarkStart w:id="43" w:name="slide-22-the-money"/>
+      <w:r>
+        <w:t xml:space="preserve">Slide 22: The money</w:t>
+      </w:r>
+      <w:bookmarkEnd w:id="43"/>
+    </w:p>
+    <w:p>
+      <w:pPr>
+        <w:numPr>
+          <w:ilvl w:val="0"/>
+          <w:numId w:val="1022"/>
+        </w:numPr>
+        <w:pStyle w:val="Compact"/>
+      </w:pPr>
+      <w:r>
+        <w:t xml:space="preserve">Dish soap: about $4 a bottle, about 200 stains, so about two cents a stain</w:t>
+      </w:r>
+    </w:p>
+    <w:p>
+      <w:pPr>
+        <w:numPr>
+          <w:ilvl w:val="0"/>
+          <w:numId w:val="1022"/>
+        </w:numPr>
+        <w:pStyle w:val="Compact"/>
+      </w:pPr>
+      <w:r>
+        <w:t xml:space="preserve">A replacement shirt: $12</w:t>
+      </w:r>
+    </w:p>
+    <w:p>
+      <w:pPr>
+        <w:numPr>
+          <w:ilvl w:val="0"/>
+          <w:numId w:val="1022"/>
+        </w:numPr>
+        <w:pStyle w:val="Compact"/>
+      </w:pPr>
+      <w:r>
+        <w:t xml:space="preserve">Every garment you save is one you did not buy and one that did not go to a landfill</w:t>
+      </w:r>
+    </w:p>
+    <w:p>
+      <w:pPr>
+        <w:numPr>
+          <w:ilvl w:val="0"/>
+          <w:numId w:val="1022"/>
+        </w:numPr>
+        <w:pStyle w:val="Compact"/>
+      </w:pPr>
+      <w:r>
+        <w:t xml:space="preserve">That is what the state means by stewardship of resources</w:t>
       </w:r>
       <w:r>
         <w:t xml:space="preserve"> </w:t>
       </w:r>
       <w:r>
-        <w:t xml:space="preserve">Image: four fabric squares showing the same stain at four levels of removal.</w:t>
+        <w:t xml:space="preserve">Image: a bottle of dish soap next to a shirt with a price tag.</w:t>
       </w:r>
     </w:p>
     <w:p>
       <w:pPr>
         <w:pStyle w:val="Heading2"/>
       </w:pPr>
-      <w:bookmarkStart w:id="42" w:name="slide-20-hang-them-up"/>
-      <w:r>
-        <w:t xml:space="preserve">Slide 20: Hang them up</w:t>
-      </w:r>
-      <w:bookmarkEnd w:id="42"/>
-    </w:p>
-    <w:p>
-      <w:pPr>
-        <w:numPr>
-          <w:ilvl w:val="0"/>
-          <w:numId w:val="1021"/>
-        </w:numPr>
-        <w:pStyle w:val="Compact"/>
-      </w:pPr>
-      <w:r>
-        <w:t xml:space="preserve">Clip each swatch on the line, letter side out</w:t>
-      </w:r>
-    </w:p>
-    <w:p>
-      <w:pPr>
-        <w:numPr>
-          <w:ilvl w:val="0"/>
-          <w:numId w:val="1021"/>
-        </w:numPr>
-        <w:pStyle w:val="Compact"/>
-      </w:pPr>
-      <w:r>
-        <w:t xml:space="preserve">We compare all three stations in five minutes</w:t>
-      </w:r>
-      <w:r>
-        <w:t xml:space="preserve"> </w:t>
-      </w:r>
-      <w:r>
-        <w:t xml:space="preserve">Image: a short clothesline strung across a corner with clipped fabric squares hanging on it.</w:t>
-      </w:r>
-    </w:p>
-    <w:p>
-      <w:pPr>
-        <w:pStyle w:val="Heading2"/>
-      </w:pPr>
-      <w:bookmarkStart w:id="43" w:name="slide-21-which-treatment-won"/>
-      <w:r>
-        <w:t xml:space="preserve">Slide 21: Which treatment won?</w:t>
-      </w:r>
-      <w:bookmarkEnd w:id="43"/>
-    </w:p>
-    <w:p>
-      <w:pPr>
-        <w:numPr>
-          <w:ilvl w:val="0"/>
-          <w:numId w:val="1022"/>
-        </w:numPr>
-        <w:pStyle w:val="Compact"/>
-      </w:pPr>
-      <w:r>
-        <w:t xml:space="preserve">Grease needs something that breaks up oil</w:t>
-      </w:r>
-    </w:p>
-    <w:p>
-      <w:pPr>
-        <w:numPr>
-          <w:ilvl w:val="0"/>
-          <w:numId w:val="1022"/>
-        </w:numPr>
-        <w:pStyle w:val="Compact"/>
-      </w:pPr>
-      <w:r>
-        <w:t xml:space="preserve">A sugary drink needs cold water fast, or an acid</w:t>
-      </w:r>
-    </w:p>
-    <w:p>
-      <w:pPr>
-        <w:numPr>
-          <w:ilvl w:val="0"/>
-          <w:numId w:val="1022"/>
-        </w:numPr>
-        <w:pStyle w:val="Compact"/>
-      </w:pPr>
-      <w:r>
-        <w:t xml:space="preserve">Ink needs alcohol</w:t>
-      </w:r>
-    </w:p>
-    <w:p>
-      <w:pPr>
-        <w:numPr>
-          <w:ilvl w:val="0"/>
-          <w:numId w:val="1022"/>
-        </w:numPr>
-        <w:pStyle w:val="Compact"/>
-      </w:pPr>
-      <w:r>
-        <w:t xml:space="preserve">Different stains are made of different stuff, so one product does not fix all three</w:t>
-      </w:r>
-      <w:r>
-        <w:t xml:space="preserve"> </w:t>
-      </w:r>
-      <w:r>
-        <w:t xml:space="preserve">Image: three stains with a check mark over the winning treatment for each.</w:t>
-      </w:r>
-    </w:p>
-    <w:p>
-      <w:pPr>
-        <w:pStyle w:val="Heading2"/>
-      </w:pPr>
-      <w:bookmarkStart w:id="44" w:name="slide-22-the-money"/>
-      <w:r>
-        <w:t xml:space="preserve">Slide 22: The money</w:t>
+      <w:bookmarkStart w:id="44" w:name="slide-23-fibers-and-care-quiz"/>
+      <w:r>
+        <w:t xml:space="preserve">Slide 23: Fibers and Care Quiz</w:t>
       </w:r>
       <w:bookmarkEnd w:id="44"/>
     </w:p>
@@ -1653,7 +1681,7 @@
         <w:pStyle w:val="Compact"/>
       </w:pPr>
       <w:r>
-        <w:t xml:space="preserve">Dish soap: about $4 a bottle, about 200 stains, so about two cents a stain</w:t>
+        <w:t xml:space="preserve">Twelve items, fifteen minutes, 24 points</w:t>
       </w:r>
     </w:p>
     <w:p>
@@ -1665,7 +1693,7 @@
         <w:pStyle w:val="Compact"/>
       </w:pPr>
       <w:r>
-        <w:t xml:space="preserve">A replacement shirt: $12</w:t>
+        <w:t xml:space="preserve">Pencil. Calculator on item 12 only.</w:t>
       </w:r>
     </w:p>
     <w:p>
@@ -1677,7 +1705,7 @@
         <w:pStyle w:val="Compact"/>
       </w:pPr>
       <w:r>
-        <w:t xml:space="preserve">Every garment you save is one you did not buy and one that did not go to a landfill</w:t>
+        <w:t xml:space="preserve">The symbol chart comes off the wall</w:t>
       </w:r>
     </w:p>
     <w:p>
@@ -1689,70 +1717,6 @@
         <w:pStyle w:val="Compact"/>
       </w:pPr>
       <w:r>
-        <w:t xml:space="preserve">That is what the state means by stewardship of resources</w:t>
-      </w:r>
-      <w:r>
-        <w:t xml:space="preserve"> </w:t>
-      </w:r>
-      <w:r>
-        <w:t xml:space="preserve">Image: a bottle of dish soap next to a shirt with a price tag.</w:t>
-      </w:r>
-    </w:p>
-    <w:p>
-      <w:pPr>
-        <w:pStyle w:val="Heading2"/>
-      </w:pPr>
-      <w:bookmarkStart w:id="45" w:name="slide-23-fibers-and-care-quiz"/>
-      <w:r>
-        <w:t xml:space="preserve">Slide 23: Fibers and Care Quiz</w:t>
-      </w:r>
-      <w:bookmarkEnd w:id="45"/>
-    </w:p>
-    <w:p>
-      <w:pPr>
-        <w:numPr>
-          <w:ilvl w:val="0"/>
-          <w:numId w:val="1024"/>
-        </w:numPr>
-        <w:pStyle w:val="Compact"/>
-      </w:pPr>
-      <w:r>
-        <w:t xml:space="preserve">Twelve items, fifteen minutes, 24 points</w:t>
-      </w:r>
-    </w:p>
-    <w:p>
-      <w:pPr>
-        <w:numPr>
-          <w:ilvl w:val="0"/>
-          <w:numId w:val="1024"/>
-        </w:numPr>
-        <w:pStyle w:val="Compact"/>
-      </w:pPr>
-      <w:r>
-        <w:t xml:space="preserve">Pencil. Calculator on item 12 only.</w:t>
-      </w:r>
-    </w:p>
-    <w:p>
-      <w:pPr>
-        <w:numPr>
-          <w:ilvl w:val="0"/>
-          <w:numId w:val="1024"/>
-        </w:numPr>
-        <w:pStyle w:val="Compact"/>
-      </w:pPr>
-      <w:r>
-        <w:t xml:space="preserve">The symbol chart comes off the wall</w:t>
-      </w:r>
-    </w:p>
-    <w:p>
-      <w:pPr>
-        <w:numPr>
-          <w:ilvl w:val="0"/>
-          <w:numId w:val="1024"/>
-        </w:numPr>
-        <w:pStyle w:val="Compact"/>
-      </w:pPr>
-      <w:r>
         <w:t xml:space="preserve">Every symbol on the quiz is described in words as well as drawn</w:t>
       </w:r>
     </w:p>
@@ -1760,7 +1724,7 @@
       <w:pPr>
         <w:numPr>
           <w:ilvl w:val="0"/>
-          <w:numId w:val="1024"/>
+          <w:numId w:val="1023"/>
         </w:numPr>
         <w:pStyle w:val="Compact"/>
       </w:pPr>
@@ -2250,9 +2214,6 @@
     <w:abstractNumId w:val="991"/>
   </w:num>
   <w:num w:numId="1015">
-    <w:abstractNumId w:val="991"/>
-  </w:num>
-  <w:num w:numId="1016">
     <w:abstractNumId w:val="99411"/>
     <w:lvlOverride w:ilvl="0">
       <w:startOverride w:val="1"/>
@@ -2282,6 +2243,9 @@
       <w:startOverride w:val="1"/>
     </w:lvlOverride>
   </w:num>
+  <w:num w:numId="1016">
+    <w:abstractNumId w:val="991"/>
+  </w:num>
   <w:num w:numId="1017">
     <w:abstractNumId w:val="991"/>
   </w:num>
@@ -2301,9 +2265,6 @@
     <w:abstractNumId w:val="991"/>
   </w:num>
   <w:num w:numId="1023">
-    <w:abstractNumId w:val="991"/>
-  </w:num>
-  <w:num w:numId="1024">
     <w:abstractNumId w:val="991"/>
   </w:num>
 </w:numbering>
